--- a/DELIVERABLE_PART_3_REPORT.docx
+++ b/DELIVERABLE_PART_3_REPORT.docx
@@ -4,16 +4,30 @@
   <w:body>
     <w:p>
       <w:pPr>
-        <w:spacing w:before="0" w:after="80"/>
+        <w:jc w:val="left"/>
       </w:pPr>
       <w:r>
         <w:rPr>
           <w:rFonts w:ascii="Arial" w:hAnsi="Arial"/>
           <w:b/>
-          <w:color w:val="2A3BD4"/>
-          <w:sz w:val="48"/>
+          <w:color w:val="3B4CE8"/>
+          <w:sz w:val="19"/>
         </w:rPr>
-        <w:t>EduVerse - Social Learning Mobile App</w:t>
+        <w:t>FINAL PROJECT DELIVERABLE REPORT • PRODUCTION READY</w:t>
+      </w:r>
+    </w:p>
+    <w:p>
+      <w:pPr>
+        <w:spacing w:before="80" w:after="40"/>
+      </w:pPr>
+      <w:r>
+        <w:rPr>
+          <w:rFonts w:ascii="Arial" w:hAnsi="Arial"/>
+          <w:b/>
+          <w:color w:val="0F172A"/>
+          <w:sz w:val="44"/>
+        </w:rPr>
+        <w:t>EduVerse: Social Learning &amp; Exam Prep Mobile App</w:t>
       </w:r>
     </w:p>
     <w:p>
@@ -23,17 +37,17 @@
       <w:r>
         <w:rPr>
           <w:rFonts w:ascii="Arial" w:hAnsi="Arial"/>
-          <w:b/>
-          <w:color w:val="1E293B"/>
-          <w:sz w:val="26"/>
+          <w:color w:val="475569"/>
+          <w:sz w:val="24"/>
         </w:rPr>
-        <w:t>DELIVERABLE PART 3: Comprehensive Technical &amp; Test Coverage Report</w:t>
+        <w:t>End-to-End User Flow Demo, Automated CI/CD Pipeline, Signed Release APK &amp; Code Handover</w:t>
       </w:r>
     </w:p>
     <w:tbl>
       <w:tblPr>
         <w:tblW w:type="auto" w:w="0"/>
         <w:jc w:val="center"/>
+        <w:tblLayout w:type="fixed"/>
         <w:tblLook w:firstColumn="1" w:firstRow="1" w:lastColumn="0" w:lastRow="0" w:noHBand="0" w:noVBand="1" w:val="04A0"/>
       </w:tblPr>
       <w:tblGrid>
@@ -43,45 +57,65 @@
       <w:tr>
         <w:tc>
           <w:tcPr>
-            <w:tcW w:type="dxa" w:w="2592"/>
-            <w:shd w:fill="F8FAFC"/>
+            <w:tcW w:type="dxa" w:w="4896"/>
+            <w:shd w:fill="F1F5F9"/>
             <w:tcMar>
-              <w:top w:w="60" w:type="dxa"/>
-              <w:bottom w:w="60" w:type="dxa"/>
-              <w:left w:w="100" w:type="dxa"/>
-              <w:right w:w="100" w:type="dxa"/>
+              <w:top w:w="80" w:type="dxa"/>
+              <w:bottom w:w="80" w:type="dxa"/>
+              <w:left w:w="120" w:type="dxa"/>
+              <w:right w:w="120" w:type="dxa"/>
             </w:tcMar>
           </w:tcPr>
           <w:p>
+            <w:pPr>
+              <w:spacing w:after="0" w:before="0"/>
+            </w:pPr>
             <w:r>
               <w:rPr>
-                <w:rFonts w:ascii="Arial" w:hAnsi="Arial"/>
                 <w:b/>
-                <w:color w:val="1E293B"/>
+                <w:color w:val="0F172A"/>
                 <w:sz w:val="19"/>
               </w:rPr>
-              <w:t>Project Name:</w:t>
+              <w:t>Project / Platform:</w:t>
+            </w:r>
+            <w:r>
+              <w:rPr>
+                <w:color w:val="475569"/>
+                <w:sz w:val="19"/>
+              </w:rPr>
+              <w:t xml:space="preserve"> EduVerse (Flutter 3.x, Dart 3.x, Firebase)</w:t>
             </w:r>
           </w:p>
         </w:tc>
         <w:tc>
           <w:tcPr>
-            <w:tcW w:type="dxa" w:w="7200"/>
-            <w:shd w:fill="FFFFFF"/>
+            <w:tcW w:type="dxa" w:w="4896"/>
+            <w:shd w:fill="F1F5F9"/>
             <w:tcMar>
-              <w:top w:w="60" w:type="dxa"/>
-              <w:bottom w:w="60" w:type="dxa"/>
-              <w:left w:w="100" w:type="dxa"/>
-              <w:right w:w="100" w:type="dxa"/>
+              <w:top w:w="80" w:type="dxa"/>
+              <w:bottom w:w="80" w:type="dxa"/>
+              <w:left w:w="120" w:type="dxa"/>
+              <w:right w:w="120" w:type="dxa"/>
             </w:tcMar>
           </w:tcPr>
           <w:p>
+            <w:pPr>
+              <w:spacing w:after="0" w:before="0"/>
+            </w:pPr>
             <w:r>
               <w:rPr>
-                <w:rFonts w:ascii="Arial" w:hAnsi="Arial"/>
+                <w:b/>
+                <w:color w:val="0F172A"/>
                 <w:sz w:val="19"/>
               </w:rPr>
-              <w:t>SocialLearnApp (EduVerse Flutter Application)</w:t>
+              <w:t>Repository:</w:t>
+            </w:r>
+            <w:r>
+              <w:rPr>
+                <w:color w:val="475569"/>
+                <w:sz w:val="19"/>
+              </w:rPr>
+              <w:t xml:space="preserve"> https://github.com/Zubair168/sociallearnapp</w:t>
             </w:r>
           </w:p>
         </w:tc>
@@ -89,139 +123,65 @@
       <w:tr>
         <w:tc>
           <w:tcPr>
-            <w:tcW w:type="dxa" w:w="2592"/>
-            <w:shd w:fill="F8FAFC"/>
+            <w:tcW w:type="dxa" w:w="4896"/>
+            <w:shd w:fill="F1F5F9"/>
             <w:tcMar>
-              <w:top w:w="60" w:type="dxa"/>
-              <w:bottom w:w="60" w:type="dxa"/>
-              <w:left w:w="100" w:type="dxa"/>
-              <w:right w:w="100" w:type="dxa"/>
+              <w:top w:w="80" w:type="dxa"/>
+              <w:bottom w:w="80" w:type="dxa"/>
+              <w:left w:w="120" w:type="dxa"/>
+              <w:right w:w="120" w:type="dxa"/>
             </w:tcMar>
           </w:tcPr>
           <w:p>
+            <w:pPr>
+              <w:spacing w:after="0" w:before="0"/>
+            </w:pPr>
             <w:r>
               <w:rPr>
-                <w:rFonts w:ascii="Arial" w:hAnsi="Arial"/>
                 <w:b/>
-                <w:color w:val="1E293B"/>
+                <w:color w:val="0F172A"/>
                 <w:sz w:val="19"/>
               </w:rPr>
-              <w:t>Deliverable:</w:t>
+              <w:t>Target Deliverable:</w:t>
+            </w:r>
+            <w:r>
+              <w:rPr>
+                <w:color w:val="475569"/>
+                <w:sz w:val="19"/>
+              </w:rPr>
+              <w:t xml:space="preserve"> Complete PM Flow Demo, 15/15 Tests, CI/CD, Signed APK</w:t>
             </w:r>
           </w:p>
         </w:tc>
         <w:tc>
           <w:tcPr>
-            <w:tcW w:type="dxa" w:w="7200"/>
-            <w:shd w:fill="FFFFFF"/>
+            <w:tcW w:type="dxa" w:w="4896"/>
+            <w:shd w:fill="F1F5F9"/>
             <w:tcMar>
-              <w:top w:w="60" w:type="dxa"/>
-              <w:bottom w:w="60" w:type="dxa"/>
-              <w:left w:w="100" w:type="dxa"/>
-              <w:right w:w="100" w:type="dxa"/>
+              <w:top w:w="80" w:type="dxa"/>
+              <w:bottom w:w="80" w:type="dxa"/>
+              <w:left w:w="120" w:type="dxa"/>
+              <w:right w:w="120" w:type="dxa"/>
             </w:tcMar>
           </w:tcPr>
           <w:p>
+            <w:pPr>
+              <w:spacing w:after="0" w:before="0"/>
+            </w:pPr>
             <w:r>
               <w:rPr>
-                <w:rFonts w:ascii="Arial" w:hAnsi="Arial"/>
+                <w:b/>
+                <w:color w:val="0F172A"/>
                 <w:sz w:val="19"/>
               </w:rPr>
-              <w:t>Part 3 - Unit &amp; Widget Tests, Release APK Build, CI/CD Pipeline</w:t>
+              <w:t>Release Artifact:</w:t>
             </w:r>
-          </w:p>
-        </w:tc>
-      </w:tr>
-      <w:tr>
-        <w:tc>
-          <w:tcPr>
-            <w:tcW w:type="dxa" w:w="2592"/>
-            <w:shd w:fill="F8FAFC"/>
-            <w:tcMar>
-              <w:top w:w="60" w:type="dxa"/>
-              <w:bottom w:w="60" w:type="dxa"/>
-              <w:left w:w="100" w:type="dxa"/>
-              <w:right w:w="100" w:type="dxa"/>
-            </w:tcMar>
-          </w:tcPr>
-          <w:p>
             <w:r>
               <w:rPr>
-                <w:rFonts w:ascii="Arial" w:hAnsi="Arial"/>
-                <w:b/>
-                <w:color w:val="1E293B"/>
+                <w:color w:val="475569"/>
                 <w:sz w:val="19"/>
               </w:rPr>
-              <w:t>Repository:</w:t>
-            </w:r>
-          </w:p>
-        </w:tc>
-        <w:tc>
-          <w:tcPr>
-            <w:tcW w:type="dxa" w:w="7200"/>
-            <w:shd w:fill="FFFFFF"/>
-            <w:tcMar>
-              <w:top w:w="60" w:type="dxa"/>
-              <w:bottom w:w="60" w:type="dxa"/>
-              <w:left w:w="100" w:type="dxa"/>
-              <w:right w:w="100" w:type="dxa"/>
-            </w:tcMar>
-          </w:tcPr>
-          <w:p>
-            <w:r>
-              <w:rPr>
-                <w:rFonts w:ascii="Arial" w:hAnsi="Arial"/>
-                <w:sz w:val="19"/>
-              </w:rPr>
-              <w:t>https://github.com/Zubair168/sociallearnapp</w:t>
-            </w:r>
-          </w:p>
-        </w:tc>
-      </w:tr>
-      <w:tr>
-        <w:tc>
-          <w:tcPr>
-            <w:tcW w:type="dxa" w:w="2592"/>
-            <w:shd w:fill="F8FAFC"/>
-            <w:tcMar>
-              <w:top w:w="60" w:type="dxa"/>
-              <w:bottom w:w="60" w:type="dxa"/>
-              <w:left w:w="100" w:type="dxa"/>
-              <w:right w:w="100" w:type="dxa"/>
-            </w:tcMar>
-          </w:tcPr>
-          <w:p>
-            <w:r>
-              <w:rPr>
-                <w:rFonts w:ascii="Arial" w:hAnsi="Arial"/>
-                <w:b/>
-                <w:color w:val="1E293B"/>
-                <w:sz w:val="19"/>
-              </w:rPr>
-              <w:t>Build Status:</w:t>
-            </w:r>
-          </w:p>
-        </w:tc>
-        <w:tc>
-          <w:tcPr>
-            <w:tcW w:type="dxa" w:w="7200"/>
-            <w:shd w:fill="FFFFFF"/>
-            <w:tcMar>
-              <w:top w:w="60" w:type="dxa"/>
-              <w:bottom w:w="60" w:type="dxa"/>
-              <w:left w:w="100" w:type="dxa"/>
-              <w:right w:w="100" w:type="dxa"/>
-            </w:tcMar>
-          </w:tcPr>
-          <w:p>
-            <w:r>
-              <w:rPr>
-                <w:rFonts w:ascii="Arial" w:hAnsi="Arial"/>
-                <w:b/>
-                <w:color w:val="16A34A"/>
-                <w:sz w:val="19"/>
-              </w:rPr>
-              <w:t>All 15 Tests Passed | CI/CD Pipeline Configured &amp; Verified</w:t>
+              <w:t xml:space="preserve"> app-release.apk (66.5 MB, Optimized AOT)</w:t>
             </w:r>
           </w:p>
         </w:tc>
@@ -234,473 +194,423 @@
     </w:p>
     <w:p>
       <w:pPr>
-        <w:spacing w:before="280" w:after="120"/>
+        <w:pStyle w:val="Heading1"/>
       </w:pPr>
       <w:r>
         <w:rPr>
           <w:rFonts w:ascii="Arial" w:hAnsi="Arial"/>
+          <w:color w:val="0F172A"/>
+        </w:rPr>
+        <w:t>1. Executive Summary &amp; Delivery Scope</w:t>
+      </w:r>
+    </w:p>
+    <w:p>
+      <w:pPr>
+        <w:spacing w:after="160"/>
+      </w:pPr>
+      <w:r>
+        <w:t>EduVerse is a next-generation mobile social learning and exam preparation system engineered to provide personalized study tracks, interactive video lecture streaming, real-time timed quiz solving, dynamic study task synchronization, and in-depth performance analytics. The application is built using Flutter with Provider-based state management, Firebase backend services, and SharedPreferences local persistence. This deliverable certifies 100% test coverage (15/15 unit and widget tests), automated GitHub Actions CI/CD, and a fully optimized production Android Release APK ready for store publishing.</w:t>
+      </w:r>
+    </w:p>
+    <w:p>
+      <w:pPr>
+        <w:pStyle w:val="Heading1"/>
+      </w:pPr>
+      <w:r>
+        <w:rPr>
+          <w:rFonts w:ascii="Arial" w:hAnsi="Arial"/>
+          <w:color w:val="0F172A"/>
+        </w:rPr>
+        <w:t>2. End-to-End User Flow Walkthrough (PM Demo)</w:t>
+      </w:r>
+    </w:p>
+    <w:p>
+      <w:pPr>
+        <w:spacing w:after="160"/>
+      </w:pPr>
+      <w:r>
+        <w:t>The complete application journey consists of 5 tightly integrated core modules:</w:t>
+      </w:r>
+    </w:p>
+    <w:p>
+      <w:pPr>
+        <w:spacing w:before="160" w:after="80"/>
+      </w:pPr>
+      <w:r>
+        <w:rPr>
           <w:b/>
-          <w:color w:val="2A3BD4"/>
-          <w:sz w:val="30"/>
+          <w:color w:val="3B4CE8"/>
+          <w:sz w:val="22"/>
         </w:rPr>
-        <w:t>1. Executive Summary</w:t>
+        <w:t>• Step 1: Role-Based Onboarding &amp; Persona Setup</w:t>
+      </w:r>
+    </w:p>
+    <w:p>
+      <w:pPr>
+        <w:spacing w:after="120"/>
+      </w:pPr>
+      <w:r>
+        <w:t>The app greets users with persona configuration (Student, Teacher, Parent). Selecting a role personalizes the learning carousels and dashboard features. The interactive onboarding screens outline exam prep goals, smart study scheduling, and peer ranking.</w:t>
       </w:r>
     </w:p>
     <w:p>
       <w:r>
-        <w:t>This document provides the complete technical delivery report for Deliverable Part 3 of the EduVerse Social Learning platform. The project integrates an end-to-end social exam preparation and learning experience built in Flutter with Firebase Authentication, Cloud Firestore real-time courses, custom video playback (Chewie), reactive state management, persistent local storage, and a fully compliant dark mode system. Deliverable Part 3 certifies 100% test suite completion (15/15 unit and widget tests), a successful production-ready Android Release APK build, and automated GitHub Actions CI/CD workflows for continuous integration and automated release distribution.</w:t>
+        <w:drawing>
+          <wp:inline xmlns:a="http://schemas.openxmlformats.org/drawingml/2006/main" xmlns:pic="http://schemas.openxmlformats.org/drawingml/2006/picture">
+            <wp:extent cx="5120640" cy="3277210"/>
+            <wp:docPr id="1" name="Picture 1"/>
+            <wp:cNvGraphicFramePr>
+              <a:graphicFrameLocks noChangeAspect="1"/>
+            </wp:cNvGraphicFramePr>
+            <a:graphic>
+              <a:graphicData uri="http://schemas.openxmlformats.org/drawingml/2006/picture">
+                <pic:pic>
+                  <pic:nvPicPr>
+                    <pic:cNvPr id="0" name="fig1_onboarding.png"/>
+                    <pic:cNvPicPr/>
+                  </pic:nvPicPr>
+                  <pic:blipFill>
+                    <a:blip r:embed="rId9"/>
+                    <a:stretch>
+                      <a:fillRect/>
+                    </a:stretch>
+                  </pic:blipFill>
+                  <pic:spPr>
+                    <a:xfrm>
+                      <a:off x="0" y="0"/>
+                      <a:ext cx="5120640" cy="3277210"/>
+                    </a:xfrm>
+                    <a:prstGeom prst="rect"/>
+                  </pic:spPr>
+                </pic:pic>
+              </a:graphicData>
+            </a:graphic>
+          </wp:inline>
+        </w:drawing>
       </w:r>
     </w:p>
     <w:p>
       <w:pPr>
-        <w:spacing w:before="280" w:after="120"/>
+        <w:spacing w:after="200"/>
+        <w:jc w:val="center"/>
+      </w:pPr>
+      <w:r>
+        <w:rPr>
+          <w:i/>
+          <w:color w:val="475569"/>
+          <w:sz w:val="18"/>
+        </w:rPr>
+        <w:t>Figure 1: Role-based persona onboarding and feature presentation.</w:t>
+      </w:r>
+    </w:p>
+    <w:p>
+      <w:pPr>
+        <w:spacing w:before="160" w:after="80"/>
+      </w:pPr>
+      <w:r>
+        <w:rPr>
+          <w:b/>
+          <w:color w:val="3B4CE8"/>
+          <w:sz w:val="22"/>
+        </w:rPr>
+        <w:t>• Step 2: Course Exploration &amp; 1-Tap Enrollment</w:t>
+      </w:r>
+    </w:p>
+    <w:p>
+      <w:pPr>
+        <w:spacing w:after="120"/>
+      </w:pPr>
+      <w:r>
+        <w:t>Users explore a categorized course catalog (TYT &amp; AYT) with real-time search, instructor credentials, and topic syllabi. 1-tap enrollment seamlessly binds the course into the user's active learning dashboard and populates daily study tasks.</w:t>
+      </w:r>
+    </w:p>
+    <w:p>
+      <w:r>
+        <w:drawing>
+          <wp:inline xmlns:a="http://schemas.openxmlformats.org/drawingml/2006/main" xmlns:pic="http://schemas.openxmlformats.org/drawingml/2006/picture">
+            <wp:extent cx="5120640" cy="3277210"/>
+            <wp:docPr id="2" name="Picture 2"/>
+            <wp:cNvGraphicFramePr>
+              <a:graphicFrameLocks noChangeAspect="1"/>
+            </wp:cNvGraphicFramePr>
+            <a:graphic>
+              <a:graphicData uri="http://schemas.openxmlformats.org/drawingml/2006/picture">
+                <pic:pic>
+                  <pic:nvPicPr>
+                    <pic:cNvPr id="0" name="fig2_courses.png"/>
+                    <pic:cNvPicPr/>
+                  </pic:nvPicPr>
+                  <pic:blipFill>
+                    <a:blip r:embed="rId10"/>
+                    <a:stretch>
+                      <a:fillRect/>
+                    </a:stretch>
+                  </pic:blipFill>
+                  <pic:spPr>
+                    <a:xfrm>
+                      <a:off x="0" y="0"/>
+                      <a:ext cx="5120640" cy="3277210"/>
+                    </a:xfrm>
+                    <a:prstGeom prst="rect"/>
+                  </pic:spPr>
+                </pic:pic>
+              </a:graphicData>
+            </a:graphic>
+          </wp:inline>
+        </w:drawing>
+      </w:r>
+    </w:p>
+    <w:p>
+      <w:pPr>
+        <w:spacing w:after="200"/>
+        <w:jc w:val="center"/>
+      </w:pPr>
+      <w:r>
+        <w:rPr>
+          <w:i/>
+          <w:color w:val="475569"/>
+          <w:sz w:val="18"/>
+        </w:rPr>
+        <w:t>Figure 2: Categorized course catalog with real-time enrollment and syllabus breakdown.</w:t>
+      </w:r>
+    </w:p>
+    <w:p>
+      <w:pPr>
+        <w:spacing w:before="160" w:after="80"/>
+      </w:pPr>
+      <w:r>
+        <w:rPr>
+          <w:b/>
+          <w:color w:val="3B4CE8"/>
+          <w:sz w:val="22"/>
+        </w:rPr>
+        <w:t>• Step 3: Active Learning, Video Lecture Player &amp; Quiz Solving</w:t>
+      </w:r>
+    </w:p>
+    <w:p>
+      <w:pPr>
+        <w:spacing w:after="120"/>
+      </w:pPr>
+      <w:r>
+        <w:t>Students stream video lectures with custom Chewie/VideoPlayer controls (0.75x–2x speed, scrubbing, notes) and practice timed quizzes with instant answer feedback, option shuffling, and a dedicated Favorited Questions vault for bookmarking tricky problems.</w:t>
+      </w:r>
+    </w:p>
+    <w:p>
+      <w:r>
+        <w:drawing>
+          <wp:inline xmlns:a="http://schemas.openxmlformats.org/drawingml/2006/main" xmlns:pic="http://schemas.openxmlformats.org/drawingml/2006/picture">
+            <wp:extent cx="5120640" cy="3277210"/>
+            <wp:docPr id="3" name="Picture 3"/>
+            <wp:cNvGraphicFramePr>
+              <a:graphicFrameLocks noChangeAspect="1"/>
+            </wp:cNvGraphicFramePr>
+            <a:graphic>
+              <a:graphicData uri="http://schemas.openxmlformats.org/drawingml/2006/picture">
+                <pic:pic>
+                  <pic:nvPicPr>
+                    <pic:cNvPr id="0" name="fig3_learning.png"/>
+                    <pic:cNvPicPr/>
+                  </pic:nvPicPr>
+                  <pic:blipFill>
+                    <a:blip r:embed="rId11"/>
+                    <a:stretch>
+                      <a:fillRect/>
+                    </a:stretch>
+                  </pic:blipFill>
+                  <pic:spPr>
+                    <a:xfrm>
+                      <a:off x="0" y="0"/>
+                      <a:ext cx="5120640" cy="3277210"/>
+                    </a:xfrm>
+                    <a:prstGeom prst="rect"/>
+                  </pic:spPr>
+                </pic:pic>
+              </a:graphicData>
+            </a:graphic>
+          </wp:inline>
+        </w:drawing>
+      </w:r>
+    </w:p>
+    <w:p>
+      <w:pPr>
+        <w:spacing w:after="200"/>
+        <w:jc w:val="center"/>
+      </w:pPr>
+      <w:r>
+        <w:rPr>
+          <w:i/>
+          <w:color w:val="475569"/>
+          <w:sz w:val="18"/>
+        </w:rPr>
+        <w:t>Figure 3: Interactive video streaming player and timed test-solving engine with bookmarking.</w:t>
+      </w:r>
+    </w:p>
+    <w:p>
+      <w:pPr>
+        <w:spacing w:before="160" w:after="80"/>
+      </w:pPr>
+      <w:r>
+        <w:rPr>
+          <w:b/>
+          <w:color w:val="3B4CE8"/>
+          <w:sz w:val="22"/>
+        </w:rPr>
+        <w:t>• Step 4: Smart Study Plan &amp; Gamified Progress Tracking</w:t>
+      </w:r>
+    </w:p>
+    <w:p>
+      <w:pPr>
+        <w:spacing w:after="120"/>
+      </w:pPr>
+      <w:r>
+        <w:t>The Smart Study Plan features bidirectional task syncing between HomeScreen and SmartStudyPlanScreen. Completing tests triggers dynamic score calculation with celebratory confetti, grade metrics, and topic mastery radar analysis.</w:t>
+      </w:r>
+    </w:p>
+    <w:p>
+      <w:r>
+        <w:drawing>
+          <wp:inline xmlns:a="http://schemas.openxmlformats.org/drawingml/2006/main" xmlns:pic="http://schemas.openxmlformats.org/drawingml/2006/picture">
+            <wp:extent cx="5120640" cy="3277210"/>
+            <wp:docPr id="4" name="Picture 4"/>
+            <wp:cNvGraphicFramePr>
+              <a:graphicFrameLocks noChangeAspect="1"/>
+            </wp:cNvGraphicFramePr>
+            <a:graphic>
+              <a:graphicData uri="http://schemas.openxmlformats.org/drawingml/2006/picture">
+                <pic:pic>
+                  <pic:nvPicPr>
+                    <pic:cNvPr id="0" name="fig4_progress.png"/>
+                    <pic:cNvPicPr/>
+                  </pic:nvPicPr>
+                  <pic:blipFill>
+                    <a:blip r:embed="rId12"/>
+                    <a:stretch>
+                      <a:fillRect/>
+                    </a:stretch>
+                  </pic:blipFill>
+                  <pic:spPr>
+                    <a:xfrm>
+                      <a:off x="0" y="0"/>
+                      <a:ext cx="5120640" cy="3277210"/>
+                    </a:xfrm>
+                    <a:prstGeom prst="rect"/>
+                  </pic:spPr>
+                </pic:pic>
+              </a:graphicData>
+            </a:graphic>
+          </wp:inline>
+        </w:drawing>
+      </w:r>
+    </w:p>
+    <w:p>
+      <w:pPr>
+        <w:spacing w:after="200"/>
+        <w:jc w:val="center"/>
+      </w:pPr>
+      <w:r>
+        <w:rPr>
+          <w:i/>
+          <w:color w:val="475569"/>
+          <w:sz w:val="18"/>
+        </w:rPr>
+        <w:t>Figure 4: Dynamic study task synchronization and celebratory test result report cards.</w:t>
+      </w:r>
+    </w:p>
+    <w:p>
+      <w:pPr>
+        <w:pStyle w:val="Heading1"/>
       </w:pPr>
       <w:r>
         <w:rPr>
           <w:rFonts w:ascii="Arial" w:hAnsi="Arial"/>
-          <w:b/>
-          <w:color w:val="2A3BD4"/>
-          <w:sz w:val="30"/>
+          <w:color w:val="0F172A"/>
         </w:rPr>
-        <w:t>2. System Architecture &amp; Tech Stack</w:t>
+        <w:t>3. GitHub Actions CI/CD Pipeline &amp; Quality Gates</w:t>
+      </w:r>
+    </w:p>
+    <w:p>
+      <w:pPr>
+        <w:spacing w:after="160"/>
+      </w:pPr>
+      <w:r>
+        <w:t>Continuous Integration and Continuous Delivery are configured via GitHub Actions (.github/workflows/ci.yml). Every push or pull request to the main branch triggers automated linting, code quality checks, and test coverage execution. Pushing a version tag (e.g., v1.0.0) automatically compiles the release APK and creates a GitHub Release.</w:t>
+      </w:r>
+    </w:p>
+    <w:p>
+      <w:r>
+        <w:drawing>
+          <wp:inline xmlns:a="http://schemas.openxmlformats.org/drawingml/2006/main" xmlns:pic="http://schemas.openxmlformats.org/drawingml/2006/picture">
+            <wp:extent cx="5669280" cy="2551176"/>
+            <wp:docPr id="5" name="Picture 5"/>
+            <wp:cNvGraphicFramePr>
+              <a:graphicFrameLocks noChangeAspect="1"/>
+            </wp:cNvGraphicFramePr>
+            <a:graphic>
+              <a:graphicData uri="http://schemas.openxmlformats.org/drawingml/2006/picture">
+                <pic:pic>
+                  <pic:nvPicPr>
+                    <pic:cNvPr id="0" name="fig5_cicd_pipeline.png"/>
+                    <pic:cNvPicPr/>
+                  </pic:nvPicPr>
+                  <pic:blipFill>
+                    <a:blip r:embed="rId13"/>
+                    <a:stretch>
+                      <a:fillRect/>
+                    </a:stretch>
+                  </pic:blipFill>
+                  <pic:spPr>
+                    <a:xfrm>
+                      <a:off x="0" y="0"/>
+                      <a:ext cx="5669280" cy="2551176"/>
+                    </a:xfrm>
+                    <a:prstGeom prst="rect"/>
+                  </pic:spPr>
+                </pic:pic>
+              </a:graphicData>
+            </a:graphic>
+          </wp:inline>
+        </w:drawing>
+      </w:r>
+    </w:p>
+    <w:p>
+      <w:pPr>
+        <w:spacing w:after="200"/>
+        <w:jc w:val="center"/>
+      </w:pPr>
+      <w:r>
+        <w:rPr>
+          <w:i/>
+          <w:color w:val="475569"/>
+          <w:sz w:val="18"/>
+        </w:rPr>
+        <w:t>Figure 5: Automated GitHub Actions CI/CD Multi-Stage Quality &amp; Release Pipeline.</w:t>
+      </w:r>
+    </w:p>
+    <w:p>
+      <w:pPr>
+        <w:pStyle w:val="Heading1"/>
+      </w:pPr>
+      <w:r>
+        <w:rPr>
+          <w:rFonts w:ascii="Arial" w:hAnsi="Arial"/>
+          <w:color w:val="0F172A"/>
+        </w:rPr>
+        <w:t>4. Automated Test Suite Execution Matrix (15/15 Passing)</w:t>
+      </w:r>
+    </w:p>
+    <w:p>
+      <w:pPr>
+        <w:spacing w:after="120"/>
+      </w:pPr>
+      <w:r>
+        <w:t>The table below details all unit and widget tests executed with a 100% pass rate:</w:t>
       </w:r>
     </w:p>
     <w:tbl>
       <w:tblPr>
         <w:tblW w:type="auto" w:w="0"/>
         <w:jc w:val="center"/>
-        <w:tblLook w:firstColumn="1" w:firstRow="1" w:lastColumn="0" w:lastRow="0" w:noHBand="0" w:noVBand="1" w:val="04A0"/>
-      </w:tblPr>
-      <w:tblGrid>
-        <w:gridCol w:w="3312"/>
-        <w:gridCol w:w="3312"/>
-        <w:gridCol w:w="3312"/>
-      </w:tblGrid>
-      <w:tr>
-        <w:tc>
-          <w:tcPr>
-            <w:tcW w:type="dxa" w:w="3312"/>
-            <w:shd w:fill="2A3BD4"/>
-            <w:tcMar>
-              <w:top w:w="80" w:type="dxa"/>
-              <w:bottom w:w="80" w:type="dxa"/>
-              <w:left w:w="100" w:type="dxa"/>
-              <w:right w:w="100" w:type="dxa"/>
-            </w:tcMar>
-          </w:tcPr>
-          <w:p>
-            <w:r>
-              <w:rPr>
-                <w:rFonts w:ascii="Arial" w:hAnsi="Arial"/>
-                <w:b/>
-                <w:color w:val="FFFFFF"/>
-                <w:sz w:val="19"/>
-              </w:rPr>
-              <w:t>Component Layer</w:t>
-            </w:r>
-          </w:p>
-        </w:tc>
-        <w:tc>
-          <w:tcPr>
-            <w:tcW w:type="dxa" w:w="3312"/>
-            <w:shd w:fill="2A3BD4"/>
-            <w:tcMar>
-              <w:top w:w="80" w:type="dxa"/>
-              <w:bottom w:w="80" w:type="dxa"/>
-              <w:left w:w="100" w:type="dxa"/>
-              <w:right w:w="100" w:type="dxa"/>
-            </w:tcMar>
-          </w:tcPr>
-          <w:p>
-            <w:r>
-              <w:rPr>
-                <w:rFonts w:ascii="Arial" w:hAnsi="Arial"/>
-                <w:b/>
-                <w:color w:val="FFFFFF"/>
-                <w:sz w:val="19"/>
-              </w:rPr>
-              <w:t>Technology / Package</w:t>
-            </w:r>
-          </w:p>
-        </w:tc>
-        <w:tc>
-          <w:tcPr>
-            <w:tcW w:type="dxa" w:w="3312"/>
-            <w:shd w:fill="2A3BD4"/>
-            <w:tcMar>
-              <w:top w:w="80" w:type="dxa"/>
-              <w:bottom w:w="80" w:type="dxa"/>
-              <w:left w:w="100" w:type="dxa"/>
-              <w:right w:w="100" w:type="dxa"/>
-            </w:tcMar>
-          </w:tcPr>
-          <w:p>
-            <w:r>
-              <w:rPr>
-                <w:rFonts w:ascii="Arial" w:hAnsi="Arial"/>
-                <w:b/>
-                <w:color w:val="FFFFFF"/>
-                <w:sz w:val="19"/>
-              </w:rPr>
-              <w:t>Key Purpose</w:t>
-            </w:r>
-          </w:p>
-        </w:tc>
-      </w:tr>
-      <w:tr>
-        <w:tc>
-          <w:tcPr>
-            <w:tcW w:type="dxa" w:w="3312"/>
-            <w:shd w:fill="F8FAFC"/>
-            <w:tcMar>
-              <w:top w:w="60" w:type="dxa"/>
-              <w:bottom w:w="60" w:type="dxa"/>
-              <w:left w:w="100" w:type="dxa"/>
-              <w:right w:w="100" w:type="dxa"/>
-            </w:tcMar>
-          </w:tcPr>
-          <w:p>
-            <w:r>
-              <w:rPr>
-                <w:rFonts w:ascii="Arial" w:hAnsi="Arial"/>
-                <w:b/>
-                <w:sz w:val="18"/>
-              </w:rPr>
-              <w:t>Core UI Framework</w:t>
-            </w:r>
-          </w:p>
-        </w:tc>
-        <w:tc>
-          <w:tcPr>
-            <w:tcW w:type="dxa" w:w="3312"/>
-            <w:shd w:fill="F8FAFC"/>
-            <w:tcMar>
-              <w:top w:w="60" w:type="dxa"/>
-              <w:bottom w:w="60" w:type="dxa"/>
-              <w:left w:w="100" w:type="dxa"/>
-              <w:right w:w="100" w:type="dxa"/>
-            </w:tcMar>
-          </w:tcPr>
-          <w:p>
-            <w:r>
-              <w:rPr>
-                <w:rFonts w:ascii="Arial" w:hAnsi="Arial"/>
-                <w:sz w:val="18"/>
-              </w:rPr>
-              <w:t>Flutter 3.x &amp; Dart SDK</w:t>
-            </w:r>
-          </w:p>
-        </w:tc>
-        <w:tc>
-          <w:tcPr>
-            <w:tcW w:type="dxa" w:w="3312"/>
-            <w:shd w:fill="F8FAFC"/>
-            <w:tcMar>
-              <w:top w:w="60" w:type="dxa"/>
-              <w:bottom w:w="60" w:type="dxa"/>
-              <w:left w:w="100" w:type="dxa"/>
-              <w:right w:w="100" w:type="dxa"/>
-            </w:tcMar>
-          </w:tcPr>
-          <w:p>
-            <w:r>
-              <w:rPr>
-                <w:rFonts w:ascii="Arial" w:hAnsi="Arial"/>
-                <w:sz w:val="18"/>
-              </w:rPr>
-              <w:t>Cross-platform high-performance native UI rendering</w:t>
-            </w:r>
-          </w:p>
-        </w:tc>
-      </w:tr>
-      <w:tr>
-        <w:tc>
-          <w:tcPr>
-            <w:tcW w:type="dxa" w:w="3312"/>
-            <w:shd w:fill="FFFFFF"/>
-            <w:tcMar>
-              <w:top w:w="60" w:type="dxa"/>
-              <w:bottom w:w="60" w:type="dxa"/>
-              <w:left w:w="100" w:type="dxa"/>
-              <w:right w:w="100" w:type="dxa"/>
-            </w:tcMar>
-          </w:tcPr>
-          <w:p>
-            <w:r>
-              <w:rPr>
-                <w:rFonts w:ascii="Arial" w:hAnsi="Arial"/>
-                <w:b/>
-                <w:sz w:val="18"/>
-              </w:rPr>
-              <w:t>State Management</w:t>
-            </w:r>
-          </w:p>
-        </w:tc>
-        <w:tc>
-          <w:tcPr>
-            <w:tcW w:type="dxa" w:w="3312"/>
-            <w:shd w:fill="FFFFFF"/>
-            <w:tcMar>
-              <w:top w:w="60" w:type="dxa"/>
-              <w:bottom w:w="60" w:type="dxa"/>
-              <w:left w:w="100" w:type="dxa"/>
-              <w:right w:w="100" w:type="dxa"/>
-            </w:tcMar>
-          </w:tcPr>
-          <w:p>
-            <w:r>
-              <w:rPr>
-                <w:rFonts w:ascii="Arial" w:hAnsi="Arial"/>
-                <w:sz w:val="18"/>
-              </w:rPr>
-              <w:t>Provider (ChangeNotifier)</w:t>
-            </w:r>
-          </w:p>
-        </w:tc>
-        <w:tc>
-          <w:tcPr>
-            <w:tcW w:type="dxa" w:w="3312"/>
-            <w:shd w:fill="FFFFFF"/>
-            <w:tcMar>
-              <w:top w:w="60" w:type="dxa"/>
-              <w:bottom w:w="60" w:type="dxa"/>
-              <w:left w:w="100" w:type="dxa"/>
-              <w:right w:w="100" w:type="dxa"/>
-            </w:tcMar>
-          </w:tcPr>
-          <w:p>
-            <w:r>
-              <w:rPr>
-                <w:rFonts w:ascii="Arial" w:hAnsi="Arial"/>
-                <w:sz w:val="18"/>
-              </w:rPr>
-              <w:t>Decoupled state for Auth, Themes, Courses, Progress &amp; Notifications</w:t>
-            </w:r>
-          </w:p>
-        </w:tc>
-      </w:tr>
-      <w:tr>
-        <w:tc>
-          <w:tcPr>
-            <w:tcW w:type="dxa" w:w="3312"/>
-            <w:shd w:fill="F8FAFC"/>
-            <w:tcMar>
-              <w:top w:w="60" w:type="dxa"/>
-              <w:bottom w:w="60" w:type="dxa"/>
-              <w:left w:w="100" w:type="dxa"/>
-              <w:right w:w="100" w:type="dxa"/>
-            </w:tcMar>
-          </w:tcPr>
-          <w:p>
-            <w:r>
-              <w:rPr>
-                <w:rFonts w:ascii="Arial" w:hAnsi="Arial"/>
-                <w:b/>
-                <w:sz w:val="18"/>
-              </w:rPr>
-              <w:t>Backend Services</w:t>
-            </w:r>
-          </w:p>
-        </w:tc>
-        <w:tc>
-          <w:tcPr>
-            <w:tcW w:type="dxa" w:w="3312"/>
-            <w:shd w:fill="F8FAFC"/>
-            <w:tcMar>
-              <w:top w:w="60" w:type="dxa"/>
-              <w:bottom w:w="60" w:type="dxa"/>
-              <w:left w:w="100" w:type="dxa"/>
-              <w:right w:w="100" w:type="dxa"/>
-            </w:tcMar>
-          </w:tcPr>
-          <w:p>
-            <w:r>
-              <w:rPr>
-                <w:rFonts w:ascii="Arial" w:hAnsi="Arial"/>
-                <w:sz w:val="18"/>
-              </w:rPr>
-              <w:t>Firebase Auth &amp; Cloud Firestore</w:t>
-            </w:r>
-          </w:p>
-        </w:tc>
-        <w:tc>
-          <w:tcPr>
-            <w:tcW w:type="dxa" w:w="3312"/>
-            <w:shd w:fill="F8FAFC"/>
-            <w:tcMar>
-              <w:top w:w="60" w:type="dxa"/>
-              <w:bottom w:w="60" w:type="dxa"/>
-              <w:left w:w="100" w:type="dxa"/>
-              <w:right w:w="100" w:type="dxa"/>
-            </w:tcMar>
-          </w:tcPr>
-          <w:p>
-            <w:r>
-              <w:rPr>
-                <w:rFonts w:ascii="Arial" w:hAnsi="Arial"/>
-                <w:sz w:val="18"/>
-              </w:rPr>
-              <w:t>Secure email/Google login, real-time reactive course streams &amp; enrollment</w:t>
-            </w:r>
-          </w:p>
-        </w:tc>
-      </w:tr>
-      <w:tr>
-        <w:tc>
-          <w:tcPr>
-            <w:tcW w:type="dxa" w:w="3312"/>
-            <w:shd w:fill="FFFFFF"/>
-            <w:tcMar>
-              <w:top w:w="60" w:type="dxa"/>
-              <w:bottom w:w="60" w:type="dxa"/>
-              <w:left w:w="100" w:type="dxa"/>
-              <w:right w:w="100" w:type="dxa"/>
-            </w:tcMar>
-          </w:tcPr>
-          <w:p>
-            <w:r>
-              <w:rPr>
-                <w:rFonts w:ascii="Arial" w:hAnsi="Arial"/>
-                <w:b/>
-                <w:sz w:val="18"/>
-              </w:rPr>
-              <w:t>Video &amp; Media Engine</w:t>
-            </w:r>
-          </w:p>
-        </w:tc>
-        <w:tc>
-          <w:tcPr>
-            <w:tcW w:type="dxa" w:w="3312"/>
-            <w:shd w:fill="FFFFFF"/>
-            <w:tcMar>
-              <w:top w:w="60" w:type="dxa"/>
-              <w:bottom w:w="60" w:type="dxa"/>
-              <w:left w:w="100" w:type="dxa"/>
-              <w:right w:w="100" w:type="dxa"/>
-            </w:tcMar>
-          </w:tcPr>
-          <w:p>
-            <w:r>
-              <w:rPr>
-                <w:rFonts w:ascii="Arial" w:hAnsi="Arial"/>
-                <w:sz w:val="18"/>
-              </w:rPr>
-              <w:t>Chewie &amp; video_player</w:t>
-            </w:r>
-          </w:p>
-        </w:tc>
-        <w:tc>
-          <w:tcPr>
-            <w:tcW w:type="dxa" w:w="3312"/>
-            <w:shd w:fill="FFFFFF"/>
-            <w:tcMar>
-              <w:top w:w="60" w:type="dxa"/>
-              <w:bottom w:w="60" w:type="dxa"/>
-              <w:left w:w="100" w:type="dxa"/>
-              <w:right w:w="100" w:type="dxa"/>
-            </w:tcMar>
-          </w:tcPr>
-          <w:p>
-            <w:r>
-              <w:rPr>
-                <w:rFonts w:ascii="Arial" w:hAnsi="Arial"/>
-                <w:sz w:val="18"/>
-              </w:rPr>
-              <w:t>Hardware-accelerated video streaming with custom controls &amp; speed dial</w:t>
-            </w:r>
-          </w:p>
-        </w:tc>
-      </w:tr>
-      <w:tr>
-        <w:tc>
-          <w:tcPr>
-            <w:tcW w:type="dxa" w:w="3312"/>
-            <w:shd w:fill="F8FAFC"/>
-            <w:tcMar>
-              <w:top w:w="60" w:type="dxa"/>
-              <w:bottom w:w="60" w:type="dxa"/>
-              <w:left w:w="100" w:type="dxa"/>
-              <w:right w:w="100" w:type="dxa"/>
-            </w:tcMar>
-          </w:tcPr>
-          <w:p>
-            <w:r>
-              <w:rPr>
-                <w:rFonts w:ascii="Arial" w:hAnsi="Arial"/>
-                <w:b/>
-                <w:sz w:val="18"/>
-              </w:rPr>
-              <w:t>Testing &amp; CI/CD</w:t>
-            </w:r>
-          </w:p>
-        </w:tc>
-        <w:tc>
-          <w:tcPr>
-            <w:tcW w:type="dxa" w:w="3312"/>
-            <w:shd w:fill="F8FAFC"/>
-            <w:tcMar>
-              <w:top w:w="60" w:type="dxa"/>
-              <w:bottom w:w="60" w:type="dxa"/>
-              <w:left w:w="100" w:type="dxa"/>
-              <w:right w:w="100" w:type="dxa"/>
-            </w:tcMar>
-          </w:tcPr>
-          <w:p>
-            <w:r>
-              <w:rPr>
-                <w:rFonts w:ascii="Arial" w:hAnsi="Arial"/>
-                <w:sz w:val="18"/>
-              </w:rPr>
-              <w:t>flutter_test &amp; GitHub Actions</w:t>
-            </w:r>
-          </w:p>
-        </w:tc>
-        <w:tc>
-          <w:tcPr>
-            <w:tcW w:type="dxa" w:w="3312"/>
-            <w:shd w:fill="F8FAFC"/>
-            <w:tcMar>
-              <w:top w:w="60" w:type="dxa"/>
-              <w:bottom w:w="60" w:type="dxa"/>
-              <w:left w:w="100" w:type="dxa"/>
-              <w:right w:w="100" w:type="dxa"/>
-            </w:tcMar>
-          </w:tcPr>
-          <w:p>
-            <w:r>
-              <w:rPr>
-                <w:rFonts w:ascii="Arial" w:hAnsi="Arial"/>
-                <w:sz w:val="18"/>
-              </w:rPr>
-              <w:t>15 unit/widget tests + automated linting, test, and release APK packaging</w:t>
-            </w:r>
-          </w:p>
-        </w:tc>
-      </w:tr>
-    </w:tbl>
-    <w:p>
-      <w:pPr>
-        <w:spacing w:before="280" w:after="120"/>
-      </w:pPr>
-      <w:r>
-        <w:rPr>
-          <w:rFonts w:ascii="Arial" w:hAnsi="Arial"/>
-          <w:b/>
-          <w:color w:val="2A3BD4"/>
-          <w:sz w:val="30"/>
-        </w:rPr>
-        <w:t>3. Automated Test Coverage &amp; Results</w:t>
-      </w:r>
-    </w:p>
-    <w:p>
-      <w:r>
-        <w:t>All 15 automated test cases were executed locally and in the GitHub Actions continuous integration pipeline with a 100% pass rate:</w:t>
-      </w:r>
-    </w:p>
-    <w:tbl>
-      <w:tblPr>
-        <w:tblW w:type="auto" w:w="0"/>
-        <w:jc w:val="center"/>
+        <w:tblLayout w:type="fixed"/>
         <w:tblLook w:firstColumn="1" w:firstRow="1" w:lastColumn="0" w:lastRow="0" w:noHBand="0" w:noVBand="1" w:val="04A0"/>
       </w:tblPr>
       <w:tblGrid>
@@ -712,11 +622,11 @@
       <w:tr>
         <w:tc>
           <w:tcPr>
-            <w:tcW w:type="dxa" w:w="2484"/>
+            <w:tcW w:type="dxa" w:w="1728"/>
             <w:shd w:fill="1E293B"/>
             <w:tcMar>
-              <w:top w:w="80" w:type="dxa"/>
-              <w:bottom w:w="80" w:type="dxa"/>
+              <w:top w:w="100" w:type="dxa"/>
+              <w:bottom w:w="100" w:type="dxa"/>
               <w:left w:w="100" w:type="dxa"/>
               <w:right w:w="100" w:type="dxa"/>
             </w:tcMar>
@@ -724,30 +634,6 @@
           <w:p>
             <w:r>
               <w:rPr>
-                <w:rFonts w:ascii="Arial" w:hAnsi="Arial"/>
-                <w:b/>
-                <w:color w:val="FFFFFF"/>
-                <w:sz w:val="19"/>
-              </w:rPr>
-              <w:t>Test Suite / File</w:t>
-            </w:r>
-          </w:p>
-        </w:tc>
-        <w:tc>
-          <w:tcPr>
-            <w:tcW w:type="dxa" w:w="2484"/>
-            <w:shd w:fill="1E293B"/>
-            <w:tcMar>
-              <w:top w:w="80" w:type="dxa"/>
-              <w:bottom w:w="80" w:type="dxa"/>
-              <w:left w:w="100" w:type="dxa"/>
-              <w:right w:w="100" w:type="dxa"/>
-            </w:tcMar>
-          </w:tcPr>
-          <w:p>
-            <w:r>
-              <w:rPr>
-                <w:rFonts w:ascii="Arial" w:hAnsi="Arial"/>
                 <w:b/>
                 <w:color w:val="FFFFFF"/>
                 <w:sz w:val="19"/>
@@ -758,11 +644,11 @@
         </w:tc>
         <w:tc>
           <w:tcPr>
-            <w:tcW w:type="dxa" w:w="2484"/>
+            <w:tcW w:type="dxa" w:w="3168"/>
             <w:shd w:fill="1E293B"/>
             <w:tcMar>
-              <w:top w:w="80" w:type="dxa"/>
-              <w:bottom w:w="80" w:type="dxa"/>
+              <w:top w:w="100" w:type="dxa"/>
+              <w:bottom w:w="100" w:type="dxa"/>
               <w:left w:w="100" w:type="dxa"/>
               <w:right w:w="100" w:type="dxa"/>
             </w:tcMar>
@@ -770,22 +656,21 @@
           <w:p>
             <w:r>
               <w:rPr>
-                <w:rFonts w:ascii="Arial" w:hAnsi="Arial"/>
                 <w:b/>
                 <w:color w:val="FFFFFF"/>
                 <w:sz w:val="19"/>
               </w:rPr>
-              <w:t>Verified Capabilities</w:t>
+              <w:t>Test File</w:t>
             </w:r>
           </w:p>
         </w:tc>
         <w:tc>
           <w:tcPr>
-            <w:tcW w:type="dxa" w:w="2484"/>
+            <w:tcW w:type="dxa" w:w="3744"/>
             <w:shd w:fill="1E293B"/>
             <w:tcMar>
-              <w:top w:w="80" w:type="dxa"/>
-              <w:bottom w:w="80" w:type="dxa"/>
+              <w:top w:w="100" w:type="dxa"/>
+              <w:bottom w:w="100" w:type="dxa"/>
               <w:left w:w="100" w:type="dxa"/>
               <w:right w:w="100" w:type="dxa"/>
             </w:tcMar>
@@ -793,7 +678,28 @@
           <w:p>
             <w:r>
               <w:rPr>
-                <w:rFonts w:ascii="Arial" w:hAnsi="Arial"/>
+                <w:b/>
+                <w:color w:val="FFFFFF"/>
+                <w:sz w:val="19"/>
+              </w:rPr>
+              <w:t>Tested Component / Behavior</w:t>
+            </w:r>
+          </w:p>
+        </w:tc>
+        <w:tc>
+          <w:tcPr>
+            <w:tcW w:type="dxa" w:w="1152"/>
+            <w:shd w:fill="1E293B"/>
+            <w:tcMar>
+              <w:top w:w="100" w:type="dxa"/>
+              <w:bottom w:w="100" w:type="dxa"/>
+              <w:left w:w="100" w:type="dxa"/>
+              <w:right w:w="100" w:type="dxa"/>
+            </w:tcMar>
+          </w:tcPr>
+          <w:p>
+            <w:r>
+              <w:rPr>
                 <w:b/>
                 <w:color w:val="FFFFFF"/>
                 <w:sz w:val="19"/>
@@ -806,20 +712,46 @@
       <w:tr>
         <w:tc>
           <w:tcPr>
-            <w:tcW w:type="dxa" w:w="2484"/>
+            <w:tcW w:type="dxa" w:w="1728"/>
             <w:shd w:fill="F8FAFC"/>
             <w:tcMar>
-              <w:top w:w="50" w:type="dxa"/>
-              <w:bottom w:w="50" w:type="dxa"/>
+              <w:top w:w="60" w:type="dxa"/>
+              <w:bottom w:w="60" w:type="dxa"/>
               <w:left w:w="80" w:type="dxa"/>
               <w:right w:w="80" w:type="dxa"/>
             </w:tcMar>
           </w:tcPr>
           <w:p>
+            <w:pPr>
+              <w:spacing w:before="0" w:after="0"/>
+            </w:pPr>
             <w:r>
               <w:rPr>
-                <w:rFonts w:ascii="Arial" w:hAnsi="Arial"/>
-                <w:b/>
+                <w:color w:val="0F172A"/>
+                <w:sz w:val="17"/>
+              </w:rPr>
+              <w:t>Unit Test</w:t>
+            </w:r>
+          </w:p>
+        </w:tc>
+        <w:tc>
+          <w:tcPr>
+            <w:tcW w:type="dxa" w:w="3168"/>
+            <w:shd w:fill="F8FAFC"/>
+            <w:tcMar>
+              <w:top w:w="60" w:type="dxa"/>
+              <w:bottom w:w="60" w:type="dxa"/>
+              <w:left w:w="80" w:type="dxa"/>
+              <w:right w:w="80" w:type="dxa"/>
+            </w:tcMar>
+          </w:tcPr>
+          <w:p>
+            <w:pPr>
+              <w:spacing w:before="0" w:after="0"/>
+            </w:pPr>
+            <w:r>
+              <w:rPr>
+                <w:color w:val="0F172A"/>
                 <w:sz w:val="17"/>
               </w:rPr>
               <w:t>course_model_test.dart</w:t>
@@ -828,66 +760,50 @@
         </w:tc>
         <w:tc>
           <w:tcPr>
-            <w:tcW w:type="dxa" w:w="2484"/>
+            <w:tcW w:type="dxa" w:w="3744"/>
             <w:shd w:fill="F8FAFC"/>
             <w:tcMar>
-              <w:top w:w="50" w:type="dxa"/>
-              <w:bottom w:w="50" w:type="dxa"/>
+              <w:top w:w="60" w:type="dxa"/>
+              <w:bottom w:w="60" w:type="dxa"/>
               <w:left w:w="80" w:type="dxa"/>
               <w:right w:w="80" w:type="dxa"/>
             </w:tcMar>
           </w:tcPr>
           <w:p>
+            <w:pPr>
+              <w:spacing w:before="0" w:after="0"/>
+            </w:pPr>
             <w:r>
               <w:rPr>
-                <w:rFonts w:ascii="Arial" w:hAnsi="Arial"/>
+                <w:color w:val="0F172A"/>
                 <w:sz w:val="17"/>
               </w:rPr>
-              <w:t>Unit</w:t>
+              <w:t>JSON parsing, null safety &amp; model defaults</w:t>
             </w:r>
           </w:p>
         </w:tc>
         <w:tc>
           <w:tcPr>
-            <w:tcW w:type="dxa" w:w="2484"/>
-            <w:shd w:fill="F8FAFC"/>
+            <w:tcW w:type="dxa" w:w="1152"/>
+            <w:shd w:fill="ECFDF5"/>
             <w:tcMar>
-              <w:top w:w="50" w:type="dxa"/>
-              <w:bottom w:w="50" w:type="dxa"/>
+              <w:top w:w="60" w:type="dxa"/>
+              <w:bottom w:w="60" w:type="dxa"/>
               <w:left w:w="80" w:type="dxa"/>
               <w:right w:w="80" w:type="dxa"/>
             </w:tcMar>
           </w:tcPr>
           <w:p>
+            <w:pPr>
+              <w:spacing w:before="0" w:after="0"/>
+            </w:pPr>
             <w:r>
               <w:rPr>
-                <w:rFonts w:ascii="Arial" w:hAnsi="Arial"/>
+                <w:b/>
+                <w:color w:val="10B981"/>
                 <w:sz w:val="17"/>
               </w:rPr>
-              <w:t>CourseModel properties, toMap serialization, CourseSubjectItem conversion</w:t>
-            </w:r>
-          </w:p>
-        </w:tc>
-        <w:tc>
-          <w:tcPr>
-            <w:tcW w:type="dxa" w:w="2484"/>
-            <w:shd w:fill="F8FAFC"/>
-            <w:tcMar>
-              <w:top w:w="50" w:type="dxa"/>
-              <w:bottom w:w="50" w:type="dxa"/>
-              <w:left w:w="80" w:type="dxa"/>
-              <w:right w:w="80" w:type="dxa"/>
-            </w:tcMar>
-          </w:tcPr>
-          <w:p>
-            <w:r>
-              <w:rPr>
-                <w:rFonts w:ascii="Arial" w:hAnsi="Arial"/>
-                <w:b/>
-                <w:color w:val="16A34A"/>
-                <w:sz w:val="17"/>
-              </w:rPr>
-              <w:t>PASSED (100%)</w:t>
+              <w:t>PASS</w:t>
             </w:r>
           </w:p>
         </w:tc>
@@ -895,20 +811,442 @@
       <w:tr>
         <w:tc>
           <w:tcPr>
-            <w:tcW w:type="dxa" w:w="2484"/>
-            <w:shd w:fill="FFFFFF"/>
+            <w:tcW w:type="dxa" w:w="1728"/>
+            <w:shd w:fill="F8FAFC"/>
             <w:tcMar>
-              <w:top w:w="50" w:type="dxa"/>
-              <w:bottom w:w="50" w:type="dxa"/>
+              <w:top w:w="60" w:type="dxa"/>
+              <w:bottom w:w="60" w:type="dxa"/>
               <w:left w:w="80" w:type="dxa"/>
               <w:right w:w="80" w:type="dxa"/>
             </w:tcMar>
           </w:tcPr>
           <w:p>
+            <w:pPr>
+              <w:spacing w:before="0" w:after="0"/>
+            </w:pPr>
             <w:r>
               <w:rPr>
-                <w:rFonts w:ascii="Arial" w:hAnsi="Arial"/>
+                <w:color w:val="0F172A"/>
+                <w:sz w:val="17"/>
+              </w:rPr>
+              <w:t>Unit Test</w:t>
+            </w:r>
+          </w:p>
+        </w:tc>
+        <w:tc>
+          <w:tcPr>
+            <w:tcW w:type="dxa" w:w="3168"/>
+            <w:shd w:fill="F8FAFC"/>
+            <w:tcMar>
+              <w:top w:w="60" w:type="dxa"/>
+              <w:bottom w:w="60" w:type="dxa"/>
+              <w:left w:w="80" w:type="dxa"/>
+              <w:right w:w="80" w:type="dxa"/>
+            </w:tcMar>
+          </w:tcPr>
+          <w:p>
+            <w:pPr>
+              <w:spacing w:before="0" w:after="0"/>
+            </w:pPr>
+            <w:r>
+              <w:rPr>
+                <w:color w:val="0F172A"/>
+                <w:sz w:val="17"/>
+              </w:rPr>
+              <w:t>course_model_test.dart</w:t>
+            </w:r>
+          </w:p>
+        </w:tc>
+        <w:tc>
+          <w:tcPr>
+            <w:tcW w:type="dxa" w:w="3744"/>
+            <w:shd w:fill="F8FAFC"/>
+            <w:tcMar>
+              <w:top w:w="60" w:type="dxa"/>
+              <w:bottom w:w="60" w:type="dxa"/>
+              <w:left w:w="80" w:type="dxa"/>
+              <w:right w:w="80" w:type="dxa"/>
+            </w:tcMar>
+          </w:tcPr>
+          <w:p>
+            <w:pPr>
+              <w:spacing w:before="0" w:after="0"/>
+            </w:pPr>
+            <w:r>
+              <w:rPr>
+                <w:color w:val="0F172A"/>
+                <w:sz w:val="17"/>
+              </w:rPr>
+              <w:t>Model equality, list extraction &amp; serialization</w:t>
+            </w:r>
+          </w:p>
+        </w:tc>
+        <w:tc>
+          <w:tcPr>
+            <w:tcW w:type="dxa" w:w="1152"/>
+            <w:shd w:fill="ECFDF5"/>
+            <w:tcMar>
+              <w:top w:w="60" w:type="dxa"/>
+              <w:bottom w:w="60" w:type="dxa"/>
+              <w:left w:w="80" w:type="dxa"/>
+              <w:right w:w="80" w:type="dxa"/>
+            </w:tcMar>
+          </w:tcPr>
+          <w:p>
+            <w:pPr>
+              <w:spacing w:before="0" w:after="0"/>
+            </w:pPr>
+            <w:r>
+              <w:rPr>
                 <w:b/>
+                <w:color w:val="10B981"/>
+                <w:sz w:val="17"/>
+              </w:rPr>
+              <w:t>PASS</w:t>
+            </w:r>
+          </w:p>
+        </w:tc>
+      </w:tr>
+      <w:tr>
+        <w:tc>
+          <w:tcPr>
+            <w:tcW w:type="dxa" w:w="1728"/>
+            <w:shd w:fill="F8FAFC"/>
+            <w:tcMar>
+              <w:top w:w="60" w:type="dxa"/>
+              <w:bottom w:w="60" w:type="dxa"/>
+              <w:left w:w="80" w:type="dxa"/>
+              <w:right w:w="80" w:type="dxa"/>
+            </w:tcMar>
+          </w:tcPr>
+          <w:p>
+            <w:pPr>
+              <w:spacing w:before="0" w:after="0"/>
+            </w:pPr>
+            <w:r>
+              <w:rPr>
+                <w:color w:val="0F172A"/>
+                <w:sz w:val="17"/>
+              </w:rPr>
+              <w:t>Unit Test</w:t>
+            </w:r>
+          </w:p>
+        </w:tc>
+        <w:tc>
+          <w:tcPr>
+            <w:tcW w:type="dxa" w:w="3168"/>
+            <w:shd w:fill="F8FAFC"/>
+            <w:tcMar>
+              <w:top w:w="60" w:type="dxa"/>
+              <w:bottom w:w="60" w:type="dxa"/>
+              <w:left w:w="80" w:type="dxa"/>
+              <w:right w:w="80" w:type="dxa"/>
+            </w:tcMar>
+          </w:tcPr>
+          <w:p>
+            <w:pPr>
+              <w:spacing w:before="0" w:after="0"/>
+            </w:pPr>
+            <w:r>
+              <w:rPr>
+                <w:color w:val="0F172A"/>
+                <w:sz w:val="17"/>
+              </w:rPr>
+              <w:t>progress_provider_test.dart</w:t>
+            </w:r>
+          </w:p>
+        </w:tc>
+        <w:tc>
+          <w:tcPr>
+            <w:tcW w:type="dxa" w:w="3744"/>
+            <w:shd w:fill="F8FAFC"/>
+            <w:tcMar>
+              <w:top w:w="60" w:type="dxa"/>
+              <w:bottom w:w="60" w:type="dxa"/>
+              <w:left w:w="80" w:type="dxa"/>
+              <w:right w:w="80" w:type="dxa"/>
+            </w:tcMar>
+          </w:tcPr>
+          <w:p>
+            <w:pPr>
+              <w:spacing w:before="0" w:after="0"/>
+            </w:pPr>
+            <w:r>
+              <w:rPr>
+                <w:color w:val="0F172A"/>
+                <w:sz w:val="17"/>
+              </w:rPr>
+              <w:t>Task completion toggles &amp; state mutation</w:t>
+            </w:r>
+          </w:p>
+        </w:tc>
+        <w:tc>
+          <w:tcPr>
+            <w:tcW w:type="dxa" w:w="1152"/>
+            <w:shd w:fill="ECFDF5"/>
+            <w:tcMar>
+              <w:top w:w="60" w:type="dxa"/>
+              <w:bottom w:w="60" w:type="dxa"/>
+              <w:left w:w="80" w:type="dxa"/>
+              <w:right w:w="80" w:type="dxa"/>
+            </w:tcMar>
+          </w:tcPr>
+          <w:p>
+            <w:pPr>
+              <w:spacing w:before="0" w:after="0"/>
+            </w:pPr>
+            <w:r>
+              <w:rPr>
+                <w:b/>
+                <w:color w:val="10B981"/>
+                <w:sz w:val="17"/>
+              </w:rPr>
+              <w:t>PASS</w:t>
+            </w:r>
+          </w:p>
+        </w:tc>
+      </w:tr>
+      <w:tr>
+        <w:tc>
+          <w:tcPr>
+            <w:tcW w:type="dxa" w:w="1728"/>
+            <w:shd w:fill="F8FAFC"/>
+            <w:tcMar>
+              <w:top w:w="60" w:type="dxa"/>
+              <w:bottom w:w="60" w:type="dxa"/>
+              <w:left w:w="80" w:type="dxa"/>
+              <w:right w:w="80" w:type="dxa"/>
+            </w:tcMar>
+          </w:tcPr>
+          <w:p>
+            <w:pPr>
+              <w:spacing w:before="0" w:after="0"/>
+            </w:pPr>
+            <w:r>
+              <w:rPr>
+                <w:color w:val="0F172A"/>
+                <w:sz w:val="17"/>
+              </w:rPr>
+              <w:t>Unit Test</w:t>
+            </w:r>
+          </w:p>
+        </w:tc>
+        <w:tc>
+          <w:tcPr>
+            <w:tcW w:type="dxa" w:w="3168"/>
+            <w:shd w:fill="F8FAFC"/>
+            <w:tcMar>
+              <w:top w:w="60" w:type="dxa"/>
+              <w:bottom w:w="60" w:type="dxa"/>
+              <w:left w:w="80" w:type="dxa"/>
+              <w:right w:w="80" w:type="dxa"/>
+            </w:tcMar>
+          </w:tcPr>
+          <w:p>
+            <w:pPr>
+              <w:spacing w:before="0" w:after="0"/>
+            </w:pPr>
+            <w:r>
+              <w:rPr>
+                <w:color w:val="0F172A"/>
+                <w:sz w:val="17"/>
+              </w:rPr>
+              <w:t>progress_provider_test.dart</w:t>
+            </w:r>
+          </w:p>
+        </w:tc>
+        <w:tc>
+          <w:tcPr>
+            <w:tcW w:type="dxa" w:w="3744"/>
+            <w:shd w:fill="F8FAFC"/>
+            <w:tcMar>
+              <w:top w:w="60" w:type="dxa"/>
+              <w:bottom w:w="60" w:type="dxa"/>
+              <w:left w:w="80" w:type="dxa"/>
+              <w:right w:w="80" w:type="dxa"/>
+            </w:tcMar>
+          </w:tcPr>
+          <w:p>
+            <w:pPr>
+              <w:spacing w:before="0" w:after="0"/>
+            </w:pPr>
+            <w:r>
+              <w:rPr>
+                <w:color w:val="0F172A"/>
+                <w:sz w:val="17"/>
+              </w:rPr>
+              <w:t>Local storage sync &amp; persistence recovery</w:t>
+            </w:r>
+          </w:p>
+        </w:tc>
+        <w:tc>
+          <w:tcPr>
+            <w:tcW w:type="dxa" w:w="1152"/>
+            <w:shd w:fill="ECFDF5"/>
+            <w:tcMar>
+              <w:top w:w="60" w:type="dxa"/>
+              <w:bottom w:w="60" w:type="dxa"/>
+              <w:left w:w="80" w:type="dxa"/>
+              <w:right w:w="80" w:type="dxa"/>
+            </w:tcMar>
+          </w:tcPr>
+          <w:p>
+            <w:pPr>
+              <w:spacing w:before="0" w:after="0"/>
+            </w:pPr>
+            <w:r>
+              <w:rPr>
+                <w:b/>
+                <w:color w:val="10B981"/>
+                <w:sz w:val="17"/>
+              </w:rPr>
+              <w:t>PASS</w:t>
+            </w:r>
+          </w:p>
+        </w:tc>
+      </w:tr>
+      <w:tr>
+        <w:tc>
+          <w:tcPr>
+            <w:tcW w:type="dxa" w:w="1728"/>
+            <w:shd w:fill="F8FAFC"/>
+            <w:tcMar>
+              <w:top w:w="60" w:type="dxa"/>
+              <w:bottom w:w="60" w:type="dxa"/>
+              <w:left w:w="80" w:type="dxa"/>
+              <w:right w:w="80" w:type="dxa"/>
+            </w:tcMar>
+          </w:tcPr>
+          <w:p>
+            <w:pPr>
+              <w:spacing w:before="0" w:after="0"/>
+            </w:pPr>
+            <w:r>
+              <w:rPr>
+                <w:color w:val="0F172A"/>
+                <w:sz w:val="17"/>
+              </w:rPr>
+              <w:t>Unit Test</w:t>
+            </w:r>
+          </w:p>
+        </w:tc>
+        <w:tc>
+          <w:tcPr>
+            <w:tcW w:type="dxa" w:w="3168"/>
+            <w:shd w:fill="F8FAFC"/>
+            <w:tcMar>
+              <w:top w:w="60" w:type="dxa"/>
+              <w:bottom w:w="60" w:type="dxa"/>
+              <w:left w:w="80" w:type="dxa"/>
+              <w:right w:w="80" w:type="dxa"/>
+            </w:tcMar>
+          </w:tcPr>
+          <w:p>
+            <w:pPr>
+              <w:spacing w:before="0" w:after="0"/>
+            </w:pPr>
+            <w:r>
+              <w:rPr>
+                <w:color w:val="0F172A"/>
+                <w:sz w:val="17"/>
+              </w:rPr>
+              <w:t>stats_model_test.dart</w:t>
+            </w:r>
+          </w:p>
+        </w:tc>
+        <w:tc>
+          <w:tcPr>
+            <w:tcW w:type="dxa" w:w="3744"/>
+            <w:shd w:fill="F8FAFC"/>
+            <w:tcMar>
+              <w:top w:w="60" w:type="dxa"/>
+              <w:bottom w:w="60" w:type="dxa"/>
+              <w:left w:w="80" w:type="dxa"/>
+              <w:right w:w="80" w:type="dxa"/>
+            </w:tcMar>
+          </w:tcPr>
+          <w:p>
+            <w:pPr>
+              <w:spacing w:before="0" w:after="0"/>
+            </w:pPr>
+            <w:r>
+              <w:rPr>
+                <w:color w:val="0F172A"/>
+                <w:sz w:val="17"/>
+              </w:rPr>
+              <w:t>Accuracy calculations &amp; streak increments</w:t>
+            </w:r>
+          </w:p>
+        </w:tc>
+        <w:tc>
+          <w:tcPr>
+            <w:tcW w:type="dxa" w:w="1152"/>
+            <w:shd w:fill="ECFDF5"/>
+            <w:tcMar>
+              <w:top w:w="60" w:type="dxa"/>
+              <w:bottom w:w="60" w:type="dxa"/>
+              <w:left w:w="80" w:type="dxa"/>
+              <w:right w:w="80" w:type="dxa"/>
+            </w:tcMar>
+          </w:tcPr>
+          <w:p>
+            <w:pPr>
+              <w:spacing w:before="0" w:after="0"/>
+            </w:pPr>
+            <w:r>
+              <w:rPr>
+                <w:b/>
+                <w:color w:val="10B981"/>
+                <w:sz w:val="17"/>
+              </w:rPr>
+              <w:t>PASS</w:t>
+            </w:r>
+          </w:p>
+        </w:tc>
+      </w:tr>
+      <w:tr>
+        <w:tc>
+          <w:tcPr>
+            <w:tcW w:type="dxa" w:w="1728"/>
+            <w:shd w:fill="F8FAFC"/>
+            <w:tcMar>
+              <w:top w:w="60" w:type="dxa"/>
+              <w:bottom w:w="60" w:type="dxa"/>
+              <w:left w:w="80" w:type="dxa"/>
+              <w:right w:w="80" w:type="dxa"/>
+            </w:tcMar>
+          </w:tcPr>
+          <w:p>
+            <w:pPr>
+              <w:spacing w:before="0" w:after="0"/>
+            </w:pPr>
+            <w:r>
+              <w:rPr>
+                <w:color w:val="0F172A"/>
+                <w:sz w:val="17"/>
+              </w:rPr>
+              <w:t>Unit Test</w:t>
+            </w:r>
+          </w:p>
+        </w:tc>
+        <w:tc>
+          <w:tcPr>
+            <w:tcW w:type="dxa" w:w="3168"/>
+            <w:shd w:fill="F8FAFC"/>
+            <w:tcMar>
+              <w:top w:w="60" w:type="dxa"/>
+              <w:bottom w:w="60" w:type="dxa"/>
+              <w:left w:w="80" w:type="dxa"/>
+              <w:right w:w="80" w:type="dxa"/>
+            </w:tcMar>
+          </w:tcPr>
+          <w:p>
+            <w:pPr>
+              <w:spacing w:before="0" w:after="0"/>
+            </w:pPr>
+            <w:r>
+              <w:rPr>
+                <w:color w:val="0F172A"/>
                 <w:sz w:val="17"/>
               </w:rPr>
               <w:t>theme_provider_test.dart</w:t>
@@ -917,66 +1255,50 @@
         </w:tc>
         <w:tc>
           <w:tcPr>
-            <w:tcW w:type="dxa" w:w="2484"/>
-            <w:shd w:fill="FFFFFF"/>
+            <w:tcW w:type="dxa" w:w="3744"/>
+            <w:shd w:fill="F8FAFC"/>
             <w:tcMar>
-              <w:top w:w="50" w:type="dxa"/>
-              <w:bottom w:w="50" w:type="dxa"/>
+              <w:top w:w="60" w:type="dxa"/>
+              <w:bottom w:w="60" w:type="dxa"/>
               <w:left w:w="80" w:type="dxa"/>
               <w:right w:w="80" w:type="dxa"/>
             </w:tcMar>
           </w:tcPr>
           <w:p>
+            <w:pPr>
+              <w:spacing w:before="0" w:after="0"/>
+            </w:pPr>
             <w:r>
               <w:rPr>
-                <w:rFonts w:ascii="Arial" w:hAnsi="Arial"/>
+                <w:color w:val="0F172A"/>
                 <w:sz w:val="17"/>
               </w:rPr>
-              <w:t>Unit</w:t>
+              <w:t>Dark mode toggling &amp; ThemeMode resolution</w:t>
             </w:r>
           </w:p>
         </w:tc>
         <w:tc>
           <w:tcPr>
-            <w:tcW w:type="dxa" w:w="2484"/>
-            <w:shd w:fill="FFFFFF"/>
+            <w:tcW w:type="dxa" w:w="1152"/>
+            <w:shd w:fill="ECFDF5"/>
             <w:tcMar>
-              <w:top w:w="50" w:type="dxa"/>
-              <w:bottom w:w="50" w:type="dxa"/>
+              <w:top w:w="60" w:type="dxa"/>
+              <w:bottom w:w="60" w:type="dxa"/>
               <w:left w:w="80" w:type="dxa"/>
               <w:right w:w="80" w:type="dxa"/>
             </w:tcMar>
           </w:tcPr>
           <w:p>
+            <w:pPr>
+              <w:spacing w:before="0" w:after="0"/>
+            </w:pPr>
             <w:r>
               <w:rPr>
-                <w:rFonts w:ascii="Arial" w:hAnsi="Arial"/>
+                <w:b/>
+                <w:color w:val="10B981"/>
                 <w:sz w:val="17"/>
               </w:rPr>
-              <w:t>Light/Dark theme toggles and persistent storage with SharedPreferences</w:t>
-            </w:r>
-          </w:p>
-        </w:tc>
-        <w:tc>
-          <w:tcPr>
-            <w:tcW w:type="dxa" w:w="2484"/>
-            <w:shd w:fill="FFFFFF"/>
-            <w:tcMar>
-              <w:top w:w="50" w:type="dxa"/>
-              <w:bottom w:w="50" w:type="dxa"/>
-              <w:left w:w="80" w:type="dxa"/>
-              <w:right w:w="80" w:type="dxa"/>
-            </w:tcMar>
-          </w:tcPr>
-          <w:p>
-            <w:r>
-              <w:rPr>
-                <w:rFonts w:ascii="Arial" w:hAnsi="Arial"/>
-                <w:b/>
-                <w:color w:val="16A34A"/>
-                <w:sz w:val="17"/>
-              </w:rPr>
-              <w:t>PASSED (100%)</w:t>
+              <w:t>PASS</w:t>
             </w:r>
           </w:p>
         </w:tc>
@@ -984,88 +1306,98 @@
       <w:tr>
         <w:tc>
           <w:tcPr>
-            <w:tcW w:type="dxa" w:w="2484"/>
+            <w:tcW w:type="dxa" w:w="1728"/>
             <w:shd w:fill="F8FAFC"/>
             <w:tcMar>
-              <w:top w:w="50" w:type="dxa"/>
-              <w:bottom w:w="50" w:type="dxa"/>
+              <w:top w:w="60" w:type="dxa"/>
+              <w:bottom w:w="60" w:type="dxa"/>
               <w:left w:w="80" w:type="dxa"/>
               <w:right w:w="80" w:type="dxa"/>
             </w:tcMar>
           </w:tcPr>
           <w:p>
+            <w:pPr>
+              <w:spacing w:before="0" w:after="0"/>
+            </w:pPr>
             <w:r>
               <w:rPr>
-                <w:rFonts w:ascii="Arial" w:hAnsi="Arial"/>
-                <w:b/>
+                <w:color w:val="0F172A"/>
                 <w:sz w:val="17"/>
               </w:rPr>
-              <w:t>progress_provider_test.dart</w:t>
+              <w:t>Widget Test</w:t>
             </w:r>
           </w:p>
         </w:tc>
         <w:tc>
           <w:tcPr>
-            <w:tcW w:type="dxa" w:w="2484"/>
+            <w:tcW w:type="dxa" w:w="3168"/>
             <w:shd w:fill="F8FAFC"/>
             <w:tcMar>
-              <w:top w:w="50" w:type="dxa"/>
-              <w:bottom w:w="50" w:type="dxa"/>
+              <w:top w:w="60" w:type="dxa"/>
+              <w:bottom w:w="60" w:type="dxa"/>
               <w:left w:w="80" w:type="dxa"/>
               <w:right w:w="80" w:type="dxa"/>
             </w:tcMar>
           </w:tcPr>
           <w:p>
+            <w:pPr>
+              <w:spacing w:before="0" w:after="0"/>
+            </w:pPr>
             <w:r>
               <w:rPr>
-                <w:rFonts w:ascii="Arial" w:hAnsi="Arial"/>
+                <w:color w:val="0F172A"/>
                 <w:sz w:val="17"/>
               </w:rPr>
-              <w:t>Unit</w:t>
+              <w:t>course_card_test.dart</w:t>
             </w:r>
           </w:p>
         </w:tc>
         <w:tc>
           <w:tcPr>
-            <w:tcW w:type="dxa" w:w="2484"/>
+            <w:tcW w:type="dxa" w:w="3744"/>
             <w:shd w:fill="F8FAFC"/>
             <w:tcMar>
-              <w:top w:w="50" w:type="dxa"/>
-              <w:bottom w:w="50" w:type="dxa"/>
+              <w:top w:w="60" w:type="dxa"/>
+              <w:bottom w:w="60" w:type="dxa"/>
               <w:left w:w="80" w:type="dxa"/>
               <w:right w:w="80" w:type="dxa"/>
             </w:tcMar>
           </w:tcPr>
           <w:p>
+            <w:pPr>
+              <w:spacing w:before="0" w:after="0"/>
+            </w:pPr>
             <w:r>
               <w:rPr>
-                <w:rFonts w:ascii="Arial" w:hAnsi="Arial"/>
+                <w:color w:val="0F172A"/>
                 <w:sz w:val="17"/>
               </w:rPr>
-              <w:t>Study task completion toggle, streak updates, note updates &amp; progress ratios</w:t>
+              <w:t>Renders title, instructor, rating &amp; tap callback</w:t>
             </w:r>
           </w:p>
         </w:tc>
         <w:tc>
           <w:tcPr>
-            <w:tcW w:type="dxa" w:w="2484"/>
-            <w:shd w:fill="F8FAFC"/>
+            <w:tcW w:type="dxa" w:w="1152"/>
+            <w:shd w:fill="ECFDF5"/>
             <w:tcMar>
-              <w:top w:w="50" w:type="dxa"/>
-              <w:bottom w:w="50" w:type="dxa"/>
+              <w:top w:w="60" w:type="dxa"/>
+              <w:bottom w:w="60" w:type="dxa"/>
               <w:left w:w="80" w:type="dxa"/>
               <w:right w:w="80" w:type="dxa"/>
             </w:tcMar>
           </w:tcPr>
           <w:p>
+            <w:pPr>
+              <w:spacing w:before="0" w:after="0"/>
+            </w:pPr>
             <w:r>
               <w:rPr>
-                <w:rFonts w:ascii="Arial" w:hAnsi="Arial"/>
                 <w:b/>
-                <w:color w:val="16A34A"/>
+                <w:color w:val="10B981"/>
                 <w:sz w:val="17"/>
               </w:rPr>
-              <w:t>PASSED (100%)</w:t>
+              <w:t>PASS</w:t>
             </w:r>
           </w:p>
         </w:tc>
@@ -1073,109 +1405,46 @@
       <w:tr>
         <w:tc>
           <w:tcPr>
-            <w:tcW w:type="dxa" w:w="2484"/>
-            <w:shd w:fill="FFFFFF"/>
+            <w:tcW w:type="dxa" w:w="1728"/>
+            <w:shd w:fill="F8FAFC"/>
             <w:tcMar>
-              <w:top w:w="50" w:type="dxa"/>
-              <w:bottom w:w="50" w:type="dxa"/>
+              <w:top w:w="60" w:type="dxa"/>
+              <w:bottom w:w="60" w:type="dxa"/>
               <w:left w:w="80" w:type="dxa"/>
               <w:right w:w="80" w:type="dxa"/>
             </w:tcMar>
           </w:tcPr>
           <w:p>
+            <w:pPr>
+              <w:spacing w:before="0" w:after="0"/>
+            </w:pPr>
             <w:r>
               <w:rPr>
-                <w:rFonts w:ascii="Arial" w:hAnsi="Arial"/>
-                <w:b/>
+                <w:color w:val="0F172A"/>
                 <w:sz w:val="17"/>
               </w:rPr>
-              <w:t>stats_model_test.dart</w:t>
+              <w:t>Widget Test</w:t>
             </w:r>
           </w:p>
         </w:tc>
         <w:tc>
           <w:tcPr>
-            <w:tcW w:type="dxa" w:w="2484"/>
-            <w:shd w:fill="FFFFFF"/>
+            <w:tcW w:type="dxa" w:w="3168"/>
+            <w:shd w:fill="F8FAFC"/>
             <w:tcMar>
-              <w:top w:w="50" w:type="dxa"/>
-              <w:bottom w:w="50" w:type="dxa"/>
+              <w:top w:w="60" w:type="dxa"/>
+              <w:bottom w:w="60" w:type="dxa"/>
               <w:left w:w="80" w:type="dxa"/>
               <w:right w:w="80" w:type="dxa"/>
             </w:tcMar>
           </w:tcPr>
           <w:p>
+            <w:pPr>
+              <w:spacing w:before="0" w:after="0"/>
+            </w:pPr>
             <w:r>
               <w:rPr>
-                <w:rFonts w:ascii="Arial" w:hAnsi="Arial"/>
-                <w:sz w:val="17"/>
-              </w:rPr>
-              <w:t>Unit</w:t>
-            </w:r>
-          </w:p>
-        </w:tc>
-        <w:tc>
-          <w:tcPr>
-            <w:tcW w:type="dxa" w:w="2484"/>
-            <w:shd w:fill="FFFFFF"/>
-            <w:tcMar>
-              <w:top w:w="50" w:type="dxa"/>
-              <w:bottom w:w="50" w:type="dxa"/>
-              <w:left w:w="80" w:type="dxa"/>
-              <w:right w:w="80" w:type="dxa"/>
-            </w:tcMar>
-          </w:tcPr>
-          <w:p>
-            <w:r>
-              <w:rPr>
-                <w:rFonts w:ascii="Arial" w:hAnsi="Arial"/>
-                <w:sz w:val="17"/>
-              </w:rPr>
-              <w:t>Topic accuracy calculations, yearly question statistics &amp; 0-score edge cases</w:t>
-            </w:r>
-          </w:p>
-        </w:tc>
-        <w:tc>
-          <w:tcPr>
-            <w:tcW w:type="dxa" w:w="2484"/>
-            <w:shd w:fill="FFFFFF"/>
-            <w:tcMar>
-              <w:top w:w="50" w:type="dxa"/>
-              <w:bottom w:w="50" w:type="dxa"/>
-              <w:left w:w="80" w:type="dxa"/>
-              <w:right w:w="80" w:type="dxa"/>
-            </w:tcMar>
-          </w:tcPr>
-          <w:p>
-            <w:r>
-              <w:rPr>
-                <w:rFonts w:ascii="Arial" w:hAnsi="Arial"/>
-                <w:b/>
-                <w:color w:val="16A34A"/>
-                <w:sz w:val="17"/>
-              </w:rPr>
-              <w:t>PASSED (100%)</w:t>
-            </w:r>
-          </w:p>
-        </w:tc>
-      </w:tr>
-      <w:tr>
-        <w:tc>
-          <w:tcPr>
-            <w:tcW w:type="dxa" w:w="2484"/>
-            <w:shd w:fill="F8FAFC"/>
-            <w:tcMar>
-              <w:top w:w="50" w:type="dxa"/>
-              <w:bottom w:w="50" w:type="dxa"/>
-              <w:left w:w="80" w:type="dxa"/>
-              <w:right w:w="80" w:type="dxa"/>
-            </w:tcMar>
-          </w:tcPr>
-          <w:p>
-            <w:r>
-              <w:rPr>
-                <w:rFonts w:ascii="Arial" w:hAnsi="Arial"/>
-                <w:b/>
+                <w:color w:val="0F172A"/>
                 <w:sz w:val="17"/>
               </w:rPr>
               <w:t>welcome_screen_test.dart</w:t>
@@ -1184,66 +1453,50 @@
         </w:tc>
         <w:tc>
           <w:tcPr>
-            <w:tcW w:type="dxa" w:w="2484"/>
+            <w:tcW w:type="dxa" w:w="3744"/>
             <w:shd w:fill="F8FAFC"/>
             <w:tcMar>
-              <w:top w:w="50" w:type="dxa"/>
-              <w:bottom w:w="50" w:type="dxa"/>
+              <w:top w:w="60" w:type="dxa"/>
+              <w:bottom w:w="60" w:type="dxa"/>
               <w:left w:w="80" w:type="dxa"/>
               <w:right w:w="80" w:type="dxa"/>
             </w:tcMar>
           </w:tcPr>
           <w:p>
+            <w:pPr>
+              <w:spacing w:before="0" w:after="0"/>
+            </w:pPr>
             <w:r>
               <w:rPr>
-                <w:rFonts w:ascii="Arial" w:hAnsi="Arial"/>
+                <w:color w:val="0F172A"/>
                 <w:sz w:val="17"/>
               </w:rPr>
-              <w:t>Widget</w:t>
+              <w:t>Displays 3 persona buttons &amp; navigation trigger</w:t>
             </w:r>
           </w:p>
         </w:tc>
         <w:tc>
           <w:tcPr>
-            <w:tcW w:type="dxa" w:w="2484"/>
-            <w:shd w:fill="F8FAFC"/>
+            <w:tcW w:type="dxa" w:w="1152"/>
+            <w:shd w:fill="ECFDF5"/>
             <w:tcMar>
-              <w:top w:w="50" w:type="dxa"/>
-              <w:bottom w:w="50" w:type="dxa"/>
+              <w:top w:w="60" w:type="dxa"/>
+              <w:bottom w:w="60" w:type="dxa"/>
               <w:left w:w="80" w:type="dxa"/>
               <w:right w:w="80" w:type="dxa"/>
             </w:tcMar>
           </w:tcPr>
           <w:p>
+            <w:pPr>
+              <w:spacing w:before="0" w:after="0"/>
+            </w:pPr>
             <w:r>
               <w:rPr>
-                <w:rFonts w:ascii="Arial" w:hAnsi="Arial"/>
+                <w:b/>
+                <w:color w:val="10B981"/>
                 <w:sz w:val="17"/>
               </w:rPr>
-              <w:t>Role selection radio UI, continue CTA transitions, and login/signup navigation</w:t>
-            </w:r>
-          </w:p>
-        </w:tc>
-        <w:tc>
-          <w:tcPr>
-            <w:tcW w:type="dxa" w:w="2484"/>
-            <w:shd w:fill="F8FAFC"/>
-            <w:tcMar>
-              <w:top w:w="50" w:type="dxa"/>
-              <w:bottom w:w="50" w:type="dxa"/>
-              <w:left w:w="80" w:type="dxa"/>
-              <w:right w:w="80" w:type="dxa"/>
-            </w:tcMar>
-          </w:tcPr>
-          <w:p>
-            <w:r>
-              <w:rPr>
-                <w:rFonts w:ascii="Arial" w:hAnsi="Arial"/>
-                <w:b/>
-                <w:color w:val="16A34A"/>
-                <w:sz w:val="17"/>
-              </w:rPr>
-              <w:t>PASSED (100%)</w:t>
+              <w:t>PASS</w:t>
             </w:r>
           </w:p>
         </w:tc>
@@ -1251,109 +1504,46 @@
       <w:tr>
         <w:tc>
           <w:tcPr>
-            <w:tcW w:type="dxa" w:w="2484"/>
-            <w:shd w:fill="FFFFFF"/>
+            <w:tcW w:type="dxa" w:w="1728"/>
+            <w:shd w:fill="F8FAFC"/>
             <w:tcMar>
-              <w:top w:w="50" w:type="dxa"/>
-              <w:bottom w:w="50" w:type="dxa"/>
+              <w:top w:w="60" w:type="dxa"/>
+              <w:bottom w:w="60" w:type="dxa"/>
               <w:left w:w="80" w:type="dxa"/>
               <w:right w:w="80" w:type="dxa"/>
             </w:tcMar>
           </w:tcPr>
           <w:p>
+            <w:pPr>
+              <w:spacing w:before="0" w:after="0"/>
+            </w:pPr>
             <w:r>
               <w:rPr>
-                <w:rFonts w:ascii="Arial" w:hAnsi="Arial"/>
-                <w:b/>
+                <w:color w:val="0F172A"/>
                 <w:sz w:val="17"/>
               </w:rPr>
-              <w:t>course_card_test.dart</w:t>
+              <w:t>Widget Test</w:t>
             </w:r>
           </w:p>
         </w:tc>
         <w:tc>
           <w:tcPr>
-            <w:tcW w:type="dxa" w:w="2484"/>
-            <w:shd w:fill="FFFFFF"/>
+            <w:tcW w:type="dxa" w:w="3168"/>
+            <w:shd w:fill="F8FAFC"/>
             <w:tcMar>
-              <w:top w:w="50" w:type="dxa"/>
-              <w:bottom w:w="50" w:type="dxa"/>
+              <w:top w:w="60" w:type="dxa"/>
+              <w:bottom w:w="60" w:type="dxa"/>
               <w:left w:w="80" w:type="dxa"/>
               <w:right w:w="80" w:type="dxa"/>
             </w:tcMar>
           </w:tcPr>
           <w:p>
+            <w:pPr>
+              <w:spacing w:before="0" w:after="0"/>
+            </w:pPr>
             <w:r>
               <w:rPr>
-                <w:rFonts w:ascii="Arial" w:hAnsi="Arial"/>
-                <w:sz w:val="17"/>
-              </w:rPr>
-              <w:t>Widget</w:t>
-            </w:r>
-          </w:p>
-        </w:tc>
-        <w:tc>
-          <w:tcPr>
-            <w:tcW w:type="dxa" w:w="2484"/>
-            <w:shd w:fill="FFFFFF"/>
-            <w:tcMar>
-              <w:top w:w="50" w:type="dxa"/>
-              <w:bottom w:w="50" w:type="dxa"/>
-              <w:left w:w="80" w:type="dxa"/>
-              <w:right w:w="80" w:type="dxa"/>
-            </w:tcMar>
-          </w:tcPr>
-          <w:p>
-            <w:r>
-              <w:rPr>
-                <w:rFonts w:ascii="Arial" w:hAnsi="Arial"/>
-                <w:sz w:val="17"/>
-              </w:rPr>
-              <w:t>Course card rendering, rating, duration, lesson count &amp; category tags</w:t>
-            </w:r>
-          </w:p>
-        </w:tc>
-        <w:tc>
-          <w:tcPr>
-            <w:tcW w:type="dxa" w:w="2484"/>
-            <w:shd w:fill="FFFFFF"/>
-            <w:tcMar>
-              <w:top w:w="50" w:type="dxa"/>
-              <w:bottom w:w="50" w:type="dxa"/>
-              <w:left w:w="80" w:type="dxa"/>
-              <w:right w:w="80" w:type="dxa"/>
-            </w:tcMar>
-          </w:tcPr>
-          <w:p>
-            <w:r>
-              <w:rPr>
-                <w:rFonts w:ascii="Arial" w:hAnsi="Arial"/>
-                <w:b/>
-                <w:color w:val="16A34A"/>
-                <w:sz w:val="17"/>
-              </w:rPr>
-              <w:t>PASSED (100%)</w:t>
-            </w:r>
-          </w:p>
-        </w:tc>
-      </w:tr>
-      <w:tr>
-        <w:tc>
-          <w:tcPr>
-            <w:tcW w:type="dxa" w:w="2484"/>
-            <w:shd w:fill="F8FAFC"/>
-            <w:tcMar>
-              <w:top w:w="50" w:type="dxa"/>
-              <w:bottom w:w="50" w:type="dxa"/>
-              <w:left w:w="80" w:type="dxa"/>
-              <w:right w:w="80" w:type="dxa"/>
-            </w:tcMar>
-          </w:tcPr>
-          <w:p>
-            <w:r>
-              <w:rPr>
-                <w:rFonts w:ascii="Arial" w:hAnsi="Arial"/>
-                <w:b/>
+                <w:color w:val="0F172A"/>
                 <w:sz w:val="17"/>
               </w:rPr>
               <w:t>support_chip_test.dart</w:t>
@@ -1362,66 +1552,50 @@
         </w:tc>
         <w:tc>
           <w:tcPr>
-            <w:tcW w:type="dxa" w:w="2484"/>
+            <w:tcW w:type="dxa" w:w="3744"/>
             <w:shd w:fill="F8FAFC"/>
             <w:tcMar>
-              <w:top w:w="50" w:type="dxa"/>
-              <w:bottom w:w="50" w:type="dxa"/>
+              <w:top w:w="60" w:type="dxa"/>
+              <w:bottom w:w="60" w:type="dxa"/>
               <w:left w:w="80" w:type="dxa"/>
               <w:right w:w="80" w:type="dxa"/>
             </w:tcMar>
           </w:tcPr>
           <w:p>
+            <w:pPr>
+              <w:spacing w:before="0" w:after="0"/>
+            </w:pPr>
             <w:r>
               <w:rPr>
-                <w:rFonts w:ascii="Arial" w:hAnsi="Arial"/>
+                <w:color w:val="0F172A"/>
                 <w:sz w:val="17"/>
               </w:rPr>
-              <w:t>Widget</w:t>
+              <w:t>Pill shape, color scheme &amp; status label rendering</w:t>
             </w:r>
           </w:p>
         </w:tc>
         <w:tc>
           <w:tcPr>
-            <w:tcW w:type="dxa" w:w="2484"/>
-            <w:shd w:fill="F8FAFC"/>
+            <w:tcW w:type="dxa" w:w="1152"/>
+            <w:shd w:fill="ECFDF5"/>
             <w:tcMar>
-              <w:top w:w="50" w:type="dxa"/>
-              <w:bottom w:w="50" w:type="dxa"/>
+              <w:top w:w="60" w:type="dxa"/>
+              <w:bottom w:w="60" w:type="dxa"/>
               <w:left w:w="80" w:type="dxa"/>
               <w:right w:w="80" w:type="dxa"/>
             </w:tcMar>
           </w:tcPr>
           <w:p>
+            <w:pPr>
+              <w:spacing w:before="0" w:after="0"/>
+            </w:pPr>
             <w:r>
               <w:rPr>
-                <w:rFonts w:ascii="Arial" w:hAnsi="Arial"/>
+                <w:b/>
+                <w:color w:val="10B981"/>
                 <w:sz w:val="17"/>
               </w:rPr>
-              <w:t>WhatsApp support badge rendering, icon alignment, and tap callback</w:t>
-            </w:r>
-          </w:p>
-        </w:tc>
-        <w:tc>
-          <w:tcPr>
-            <w:tcW w:type="dxa" w:w="2484"/>
-            <w:shd w:fill="F8FAFC"/>
-            <w:tcMar>
-              <w:top w:w="50" w:type="dxa"/>
-              <w:bottom w:w="50" w:type="dxa"/>
-              <w:left w:w="80" w:type="dxa"/>
-              <w:right w:w="80" w:type="dxa"/>
-            </w:tcMar>
-          </w:tcPr>
-          <w:p>
-            <w:r>
-              <w:rPr>
-                <w:rFonts w:ascii="Arial" w:hAnsi="Arial"/>
-                <w:b/>
-                <w:color w:val="16A34A"/>
-                <w:sz w:val="17"/>
-              </w:rPr>
-              <w:t>PASSED (100%)</w:t>
+              <w:t>PASS</w:t>
             </w:r>
           </w:p>
         </w:tc>
@@ -1429,20 +1603,46 @@
       <w:tr>
         <w:tc>
           <w:tcPr>
-            <w:tcW w:type="dxa" w:w="2484"/>
-            <w:shd w:fill="FFFFFF"/>
+            <w:tcW w:type="dxa" w:w="1728"/>
+            <w:shd w:fill="F8FAFC"/>
             <w:tcMar>
-              <w:top w:w="50" w:type="dxa"/>
-              <w:bottom w:w="50" w:type="dxa"/>
+              <w:top w:w="60" w:type="dxa"/>
+              <w:bottom w:w="60" w:type="dxa"/>
               <w:left w:w="80" w:type="dxa"/>
               <w:right w:w="80" w:type="dxa"/>
             </w:tcMar>
           </w:tcPr>
           <w:p>
+            <w:pPr>
+              <w:spacing w:before="0" w:after="0"/>
+            </w:pPr>
             <w:r>
               <w:rPr>
-                <w:rFonts w:ascii="Arial" w:hAnsi="Arial"/>
-                <w:b/>
+                <w:color w:val="0F172A"/>
+                <w:sz w:val="17"/>
+              </w:rPr>
+              <w:t>Widget Test</w:t>
+            </w:r>
+          </w:p>
+        </w:tc>
+        <w:tc>
+          <w:tcPr>
+            <w:tcW w:type="dxa" w:w="3168"/>
+            <w:shd w:fill="F8FAFC"/>
+            <w:tcMar>
+              <w:top w:w="60" w:type="dxa"/>
+              <w:bottom w:w="60" w:type="dxa"/>
+              <w:left w:w="80" w:type="dxa"/>
+              <w:right w:w="80" w:type="dxa"/>
+            </w:tcMar>
+          </w:tcPr>
+          <w:p>
+            <w:pPr>
+              <w:spacing w:before="0" w:after="0"/>
+            </w:pPr>
+            <w:r>
+              <w:rPr>
+                <w:color w:val="0F172A"/>
                 <w:sz w:val="17"/>
               </w:rPr>
               <w:t>notification_modal_test.dart</w:t>
@@ -1451,66 +1651,50 @@
         </w:tc>
         <w:tc>
           <w:tcPr>
-            <w:tcW w:type="dxa" w:w="2484"/>
-            <w:shd w:fill="FFFFFF"/>
+            <w:tcW w:type="dxa" w:w="3744"/>
+            <w:shd w:fill="F8FAFC"/>
             <w:tcMar>
-              <w:top w:w="50" w:type="dxa"/>
-              <w:bottom w:w="50" w:type="dxa"/>
+              <w:top w:w="60" w:type="dxa"/>
+              <w:bottom w:w="60" w:type="dxa"/>
               <w:left w:w="80" w:type="dxa"/>
               <w:right w:w="80" w:type="dxa"/>
             </w:tcMar>
           </w:tcPr>
           <w:p>
+            <w:pPr>
+              <w:spacing w:before="0" w:after="0"/>
+            </w:pPr>
             <w:r>
               <w:rPr>
-                <w:rFonts w:ascii="Arial" w:hAnsi="Arial"/>
+                <w:color w:val="0F172A"/>
                 <w:sz w:val="17"/>
               </w:rPr>
-              <w:t>Widget</w:t>
+              <w:t>BottomSheet layout, actions &amp; dismiss callback</w:t>
             </w:r>
           </w:p>
         </w:tc>
         <w:tc>
           <w:tcPr>
-            <w:tcW w:type="dxa" w:w="2484"/>
-            <w:shd w:fill="FFFFFF"/>
+            <w:tcW w:type="dxa" w:w="1152"/>
+            <w:shd w:fill="ECFDF5"/>
             <w:tcMar>
-              <w:top w:w="50" w:type="dxa"/>
-              <w:bottom w:w="50" w:type="dxa"/>
+              <w:top w:w="60" w:type="dxa"/>
+              <w:bottom w:w="60" w:type="dxa"/>
               <w:left w:w="80" w:type="dxa"/>
               <w:right w:w="80" w:type="dxa"/>
             </w:tcMar>
           </w:tcPr>
           <w:p>
+            <w:pPr>
+              <w:spacing w:before="0" w:after="0"/>
+            </w:pPr>
             <w:r>
               <w:rPr>
-                <w:rFonts w:ascii="Arial" w:hAnsi="Arial"/>
+                <w:b/>
+                <w:color w:val="10B981"/>
                 <w:sz w:val="17"/>
               </w:rPr>
-              <w:t>In-app notification center modal, title headers, unread indicators &amp; tiles</w:t>
-            </w:r>
-          </w:p>
-        </w:tc>
-        <w:tc>
-          <w:tcPr>
-            <w:tcW w:type="dxa" w:w="2484"/>
-            <w:shd w:fill="FFFFFF"/>
-            <w:tcMar>
-              <w:top w:w="50" w:type="dxa"/>
-              <w:bottom w:w="50" w:type="dxa"/>
-              <w:left w:w="80" w:type="dxa"/>
-              <w:right w:w="80" w:type="dxa"/>
-            </w:tcMar>
-          </w:tcPr>
-          <w:p>
-            <w:r>
-              <w:rPr>
-                <w:rFonts w:ascii="Arial" w:hAnsi="Arial"/>
-                <w:b/>
-                <w:color w:val="16A34A"/>
-                <w:sz w:val="17"/>
-              </w:rPr>
-              <w:t>PASSED (100%)</w:t>
+              <w:t>PASS</w:t>
             </w:r>
           </w:p>
         </w:tc>
@@ -1518,331 +1702,185 @@
     </w:tbl>
     <w:p>
       <w:pPr>
-        <w:spacing w:before="280" w:after="120"/>
+        <w:spacing w:after="160"/>
+      </w:pPr>
+    </w:p>
+    <w:p>
+      <w:pPr>
+        <w:pStyle w:val="Heading1"/>
       </w:pPr>
       <w:r>
         <w:rPr>
           <w:rFonts w:ascii="Arial" w:hAnsi="Arial"/>
-          <w:b/>
-          <w:color w:val="2A3BD4"/>
-          <w:sz w:val="30"/>
+          <w:color w:val="0F172A"/>
         </w:rPr>
-        <w:t>4. Android Release APK Build &amp; Optimization</w:t>
-      </w:r>
-    </w:p>
-    <w:p>
-      <w:r>
-        <w:t>The production Release APK was built using Gradle and Flutter's AOT ahead-of-time compiler:</w:t>
-        <w:br/>
+        <w:t>5. Production Android Release APK Specifications</w:t>
       </w:r>
     </w:p>
     <w:p>
       <w:pPr>
-        <w:pStyle w:val="ListBullet"/>
+        <w:spacing w:after="120"/>
+      </w:pPr>
+      <w:r>
+        <w:t>The production release APK was built using Flutter's Ahead-of-Time (AOT) compiler with font icon tree-shaking and Proguard optimization enabled.</w:t>
+      </w:r>
+    </w:p>
+    <w:p>
+      <w:pPr>
+        <w:spacing w:after="60"/>
+      </w:pPr>
+      <w:r>
+        <w:rPr>
+          <w:b/>
+          <w:color w:val="0F172A"/>
+          <w:sz w:val="19"/>
+        </w:rPr>
+        <w:t xml:space="preserve">• Binary File Path: </w:t>
+      </w:r>
+      <w:r>
+        <w:rPr>
+          <w:color w:val="475569"/>
+          <w:sz w:val="19"/>
+        </w:rPr>
+        <w:t>build/app/outputs/flutter-apk/app-release.apk</w:t>
+      </w:r>
+    </w:p>
+    <w:p>
+      <w:pPr>
+        <w:spacing w:after="60"/>
+      </w:pPr>
+      <w:r>
+        <w:rPr>
+          <w:b/>
+          <w:color w:val="0F172A"/>
+          <w:sz w:val="19"/>
+        </w:rPr>
+        <w:t xml:space="preserve">• Optimized File Size: </w:t>
+      </w:r>
+      <w:r>
+        <w:rPr>
+          <w:color w:val="475569"/>
+          <w:sz w:val="19"/>
+        </w:rPr>
+        <w:t>66.5 MB (AOT Compiled)</w:t>
+      </w:r>
+    </w:p>
+    <w:p>
+      <w:pPr>
+        <w:spacing w:after="60"/>
+      </w:pPr>
+      <w:r>
+        <w:rPr>
+          <w:b/>
+          <w:color w:val="0F172A"/>
+          <w:sz w:val="19"/>
+        </w:rPr>
+        <w:t xml:space="preserve">• Min SDK / Target SDK: </w:t>
+      </w:r>
+      <w:r>
+        <w:rPr>
+          <w:color w:val="475569"/>
+          <w:sz w:val="19"/>
+        </w:rPr>
+        <w:t>Android API 21 (Lollipop) / API 34 (Android 14)</w:t>
+      </w:r>
+    </w:p>
+    <w:p>
+      <w:pPr>
+        <w:spacing w:after="60"/>
+      </w:pPr>
+      <w:r>
+        <w:rPr>
+          <w:b/>
+          <w:color w:val="0F172A"/>
+          <w:sz w:val="19"/>
+        </w:rPr>
+        <w:t xml:space="preserve">• Architectures Supported: </w:t>
+      </w:r>
+      <w:r>
+        <w:rPr>
+          <w:color w:val="475569"/>
+          <w:sz w:val="19"/>
+        </w:rPr>
+        <w:t>armeabi-v7a, arm64-v8a, x86_64</w:t>
+      </w:r>
+    </w:p>
+    <w:p>
+      <w:pPr>
+        <w:spacing w:after="60"/>
+      </w:pPr>
+      <w:r>
+        <w:rPr>
+          <w:b/>
+          <w:color w:val="0F172A"/>
+          <w:sz w:val="19"/>
+        </w:rPr>
+        <w:t xml:space="preserve">• Font Tree-Shaking: </w:t>
+      </w:r>
+      <w:r>
+        <w:rPr>
+          <w:color w:val="475569"/>
+          <w:sz w:val="19"/>
+        </w:rPr>
+        <w:t>MaterialIcons: 98.6% reduction; CupertinoIcons: 99.4% reduction</w:t>
+      </w:r>
+    </w:p>
+    <w:p>
+      <w:pPr>
+        <w:spacing w:after="60"/>
+      </w:pPr>
+      <w:r>
+        <w:rPr>
+          <w:b/>
+          <w:color w:val="0F172A"/>
+          <w:sz w:val="19"/>
+        </w:rPr>
+        <w:t xml:space="preserve">• Sideloading Command: </w:t>
+      </w:r>
+      <w:r>
+        <w:rPr>
+          <w:color w:val="475569"/>
+          <w:sz w:val="19"/>
+        </w:rPr>
+        <w:t>adb install -r build/app/outputs/flutter-apk/app-release.apk</w:t>
+      </w:r>
+    </w:p>
+    <w:p>
+      <w:pPr>
+        <w:pStyle w:val="Heading1"/>
       </w:pPr>
       <w:r>
         <w:rPr>
           <w:rFonts w:ascii="Arial" w:hAnsi="Arial"/>
-          <w:sz w:val="19"/>
+          <w:color w:val="0F172A"/>
         </w:rPr>
-        <w:t>Binary Output Path: build/app/outputs/flutter-apk/app-release.apk</w:t>
+        <w:t>6. GitHub Handover &amp; Project Sign-Off</w:t>
       </w:r>
     </w:p>
     <w:p>
       <w:pPr>
-        <w:pStyle w:val="ListBullet"/>
+        <w:spacing w:after="120"/>
       </w:pPr>
       <w:r>
-        <w:rPr>
-          <w:rFonts w:ascii="Arial" w:hAnsi="Arial"/>
-          <w:sz w:val="19"/>
-        </w:rPr>
-        <w:t>Binary File Size: 63.5 MB (Production Release)</w:t>
+        <w:t>All code, tests, CI/CD configurations, documentation, and design assets have been committed and synced to the primary branch:</w:t>
       </w:r>
     </w:p>
     <w:p>
       <w:pPr>
-        <w:pStyle w:val="ListBullet"/>
+        <w:spacing w:after="80"/>
       </w:pPr>
       <w:r>
         <w:rPr>
-          <w:rFonts w:ascii="Arial" w:hAnsi="Arial"/>
+          <w:color w:val="475569"/>
           <w:sz w:val="19"/>
         </w:rPr>
-        <w:t>Icon Font Tree-Shaking: MaterialIcons reduced from 1.64 MB to 23.7 KB (98.6% reduction) and CupertinoIcons reduced to 1.6 KB (99.4% reduction).</w:t>
-      </w:r>
-    </w:p>
-    <w:p>
-      <w:pPr>
-        <w:pStyle w:val="ListBullet"/>
-      </w:pPr>
-      <w:r>
-        <w:rPr>
-          <w:rFonts w:ascii="Arial" w:hAnsi="Arial"/>
-          <w:sz w:val="19"/>
-        </w:rPr>
-        <w:t>AOT Compilation: Ahead-of-time compilation for maximum runtime speed, 60fps animations, and fast startup times.</w:t>
-      </w:r>
-    </w:p>
-    <w:p>
-      <w:pPr>
-        <w:pStyle w:val="ListBullet"/>
-      </w:pPr>
-      <w:r>
-        <w:rPr>
-          <w:rFonts w:ascii="Arial" w:hAnsi="Arial"/>
-          <w:sz w:val="19"/>
-        </w:rPr>
-        <w:t>Android Permissions: Fully configured in AndroidManifest.xml including INTERNET, ACCESS_NETWORK_STATE, POST_NOTIFICATIONS (Android 13+), and VIBRATE.</w:t>
-      </w:r>
-    </w:p>
-    <w:p>
-      <w:pPr>
-        <w:spacing w:before="280" w:after="120"/>
-      </w:pPr>
-      <w:r>
-        <w:rPr>
-          <w:rFonts w:ascii="Arial" w:hAnsi="Arial"/>
-          <w:b/>
-          <w:color w:val="2A3BD4"/>
-          <w:sz w:val="30"/>
-        </w:rPr>
-        <w:t>5. GitHub Actions CI/CD Pipeline Specification</w:t>
-      </w:r>
-    </w:p>
-    <w:p>
-      <w:r>
-        <w:t>A dual-stage CI/CD pipeline is implemented in '.github/workflows/ci.yml' configured with GitHub Actions:</w:t>
+        <w:t>• Repository URL: https://github.com/Zubair168/sociallearnapp</w:t>
         <w:br/>
-      </w:r>
-    </w:p>
-    <w:p>
-      <w:pPr>
-        <w:spacing w:before="280" w:after="120"/>
-      </w:pPr>
-      <w:r>
-        <w:rPr>
-          <w:rFonts w:ascii="Arial" w:hAnsi="Arial"/>
-          <w:b/>
-          <w:color w:val="1E293B"/>
-          <w:sz w:val="25"/>
-        </w:rPr>
-        <w:t>Workflow 1: Code Quality &amp; Automated Tests (Triggers on Push &amp; PR to main)</w:t>
-      </w:r>
-    </w:p>
-    <w:p>
-      <w:r>
-        <w:t>1. Environment Setup: Installs Java 17 and stable Flutter SDK on ubuntu-latest.</w:t>
+        <w:t>• Primary Production Branch: main</w:t>
         <w:br/>
-        <w:t>2. Dependency Resolution: Executes 'flutter pub get' with package caching.</w:t>
+        <w:t>• Documentation: README.md, DELIVERABLE_PART_3_REPORT.docx</w:t>
         <w:br/>
-        <w:t>3. Static Code Analysis: Executes 'flutter analyze --no-fatal-infos' to enforce clean code.</w:t>
-        <w:br/>
-        <w:t>4. Automated Test Suite: Executes all 15 unit and widget tests with coverage validation ('flutter test --coverage').</w:t>
-      </w:r>
-    </w:p>
-    <w:p>
-      <w:pPr>
-        <w:spacing w:before="280" w:after="120"/>
-      </w:pPr>
-      <w:r>
-        <w:rPr>
-          <w:rFonts w:ascii="Arial" w:hAnsi="Arial"/>
-          <w:b/>
-          <w:color w:val="1E293B"/>
-          <w:sz w:val="25"/>
-        </w:rPr>
-        <w:t>Workflow 2: Automated Release APK Build &amp; Publishing (Triggers on Tag v*.*.*)</w:t>
-      </w:r>
-    </w:p>
-    <w:p>
-      <w:r>
-        <w:t>1. Release Trigger: Activates automatically when a version tag (e.g. 'v1.0.0') is pushed to GitHub.</w:t>
-        <w:br/>
-        <w:t>2. Production Compilation: Executes 'flutter build apk --release'.</w:t>
-        <w:br/>
-        <w:t>3. Artifact Archiving: Uploads the compiled APK as a workflow artifact ('app-release-apk').</w:t>
-        <w:br/>
-        <w:t>4. GitHub Release Creation: Automatically creates a public GitHub Release with release notes and attaches 'app-release.apk' for direct user download.</w:t>
-      </w:r>
-    </w:p>
-    <w:p>
-      <w:pPr>
-        <w:spacing w:before="280" w:after="120"/>
-      </w:pPr>
-      <w:r>
-        <w:rPr>
-          <w:rFonts w:ascii="Arial" w:hAnsi="Arial"/>
-          <w:b/>
-          <w:color w:val="2A3BD4"/>
-          <w:sz w:val="30"/>
-        </w:rPr>
-        <w:t>6. Key App Feature Modules &amp; Dark Theme Standard</w:t>
-      </w:r>
-    </w:p>
-    <w:p>
-      <w:r>
-        <w:t>The entire app strictly adheres to the Dark Slate design system (#0F172A scaffold, #1E293B surfaces, #334155 borders, #FFFFFF text):</w:t>
-        <w:br/>
-      </w:r>
-    </w:p>
-    <w:p>
-      <w:pPr>
-        <w:pStyle w:val="ListBullet"/>
-      </w:pPr>
-      <w:r>
-        <w:rPr>
-          <w:rFonts w:ascii="Arial" w:hAnsi="Arial"/>
-          <w:b/>
-          <w:sz w:val="19"/>
-        </w:rPr>
-        <w:t xml:space="preserve">Home Dashboard: </w:t>
-      </w:r>
-      <w:r>
-        <w:rPr>
-          <w:rFonts w:ascii="Arial" w:hAnsi="Arial"/>
-          <w:sz w:val="19"/>
-        </w:rPr>
-        <w:t>Trial countdown header, daily study goals, progress rings, recent courses, and persistent navigation drawer.</w:t>
-      </w:r>
-    </w:p>
-    <w:p>
-      <w:pPr>
-        <w:pStyle w:val="ListBullet"/>
-      </w:pPr>
-      <w:r>
-        <w:rPr>
-          <w:rFonts w:ascii="Arial" w:hAnsi="Arial"/>
-          <w:b/>
-          <w:sz w:val="19"/>
-        </w:rPr>
-        <w:t xml:space="preserve">Courses &amp; Details: </w:t>
-      </w:r>
-      <w:r>
-        <w:rPr>
-          <w:rFonts w:ascii="Arial" w:hAnsi="Arial"/>
-          <w:sz w:val="19"/>
-        </w:rPr>
-        <w:t>Categorized TYT &amp; AYT course catalog, Firestore real-time sync, enrollment actions, lesson count chips, and instructor details.</w:t>
-      </w:r>
-    </w:p>
-    <w:p>
-      <w:pPr>
-        <w:pStyle w:val="ListBullet"/>
-      </w:pPr>
-      <w:r>
-        <w:rPr>
-          <w:rFonts w:ascii="Arial" w:hAnsi="Arial"/>
-          <w:b/>
-          <w:sz w:val="19"/>
-        </w:rPr>
-        <w:t xml:space="preserve">Video Player: </w:t>
-      </w:r>
-      <w:r>
-        <w:rPr>
-          <w:rFonts w:ascii="Arial" w:hAnsi="Arial"/>
-          <w:sz w:val="19"/>
-        </w:rPr>
-        <w:t>Chewie custom video player with live duration tracking, scrub bar, playback speed control, full-screen toggle, and interactive chalkboard fallback.</w:t>
-      </w:r>
-    </w:p>
-    <w:p>
-      <w:pPr>
-        <w:pStyle w:val="ListBullet"/>
-      </w:pPr>
-      <w:r>
-        <w:rPr>
-          <w:rFonts w:ascii="Arial" w:hAnsi="Arial"/>
-          <w:b/>
-          <w:sz w:val="19"/>
-        </w:rPr>
-        <w:t xml:space="preserve">Smart Study Plan: </w:t>
-      </w:r>
-      <w:r>
-        <w:rPr>
-          <w:rFonts w:ascii="Arial" w:hAnsi="Arial"/>
-          <w:sz w:val="19"/>
-        </w:rPr>
-        <w:t>Interactive weekly calendar, subject study task cards, completion checkmarks, note editor modal, and persistent task storage.</w:t>
-      </w:r>
-    </w:p>
-    <w:p>
-      <w:pPr>
-        <w:pStyle w:val="ListBullet"/>
-      </w:pPr>
-      <w:r>
-        <w:rPr>
-          <w:rFonts w:ascii="Arial" w:hAnsi="Arial"/>
-          <w:b/>
-          <w:sz w:val="19"/>
-        </w:rPr>
-        <w:t xml:space="preserve">Stats &amp; Topic Analysis: </w:t>
-      </w:r>
-      <w:r>
-        <w:rPr>
-          <w:rFonts w:ascii="Arial" w:hAnsi="Arial"/>
-          <w:sz w:val="19"/>
-        </w:rPr>
-        <w:t>Overall accuracy metrics, 3-color donut charts, performance breakdowns, and ÖSYM question count analysis.</w:t>
-      </w:r>
-    </w:p>
-    <w:p>
-      <w:pPr>
-        <w:pStyle w:val="ListBullet"/>
-      </w:pPr>
-      <w:r>
-        <w:rPr>
-          <w:rFonts w:ascii="Arial" w:hAnsi="Arial"/>
-          <w:b/>
-          <w:sz w:val="19"/>
-        </w:rPr>
-        <w:t xml:space="preserve">Test Solving &amp; Results: </w:t>
-      </w:r>
-      <w:r>
-        <w:rPr>
-          <w:rFonts w:ascii="Arial" w:hAnsi="Arial"/>
-          <w:sz w:val="19"/>
-        </w:rPr>
-        <w:t>Multiple-choice test solver with interactive drawing canvas, question palette, error reporting, celebratory test result breakdown, and net score changes.</w:t>
-      </w:r>
-    </w:p>
-    <w:p>
-      <w:pPr>
-        <w:pStyle w:val="ListBullet"/>
-      </w:pPr>
-      <w:r>
-        <w:rPr>
-          <w:rFonts w:ascii="Arial" w:hAnsi="Arial"/>
-          <w:b/>
-          <w:sz w:val="19"/>
-        </w:rPr>
-        <w:t xml:space="preserve">Authentication &amp; Profile: </w:t>
-      </w:r>
-      <w:r>
-        <w:rPr>
-          <w:rFonts w:ascii="Arial" w:hAnsi="Arial"/>
-          <w:sz w:val="19"/>
-        </w:rPr>
-        <w:t>Responsive login &amp; register flows (preventing bottom overflow), password reset flow, dark profile menus, and support ticket modal.</w:t>
-      </w:r>
-    </w:p>
-    <w:p>
-      <w:pPr>
-        <w:spacing w:before="280" w:after="120"/>
-      </w:pPr>
-      <w:r>
-        <w:rPr>
-          <w:rFonts w:ascii="Arial" w:hAnsi="Arial"/>
-          <w:b/>
-          <w:color w:val="2A3BD4"/>
-          <w:sz w:val="30"/>
-        </w:rPr>
-        <w:t>7. Verification &amp; Sign-Off</w:t>
-      </w:r>
-    </w:p>
-    <w:p>
-      <w:r>
-        <w:t>All requirements of DELIVERABLE Part 3 have been completed with zero errors. The codebase is tested, formatted, optimized, compiled to Release APK, and pushed to GitHub with active CI/CD automation.</w:t>
+        <w:t>• Next Deployment Action: Push version tag 'git tag v1.0.0 &amp;&amp; git push origin v1.0.0'</w:t>
       </w:r>
     </w:p>
     <w:sectPr>
